--- a/CV/이력서 이치헌 (2026.09).docx
+++ b/CV/이력서 이치헌 (2026.09).docx
@@ -111,7 +111,39 @@
                 <w:color w:val="333333"/>
                 <w:sz w:val="18"/>
               </w:rPr>
-              <w:t>웹: https://chihun-lee.github.io</w:t>
+              <w:t>홈페이지: https://chihun-lee.github.io   ·   GitHub: https://github.com/Chihun-Lee</w:t>
+            </w:r>
+          </w:p>
+          <w:p>
+            <w:pPr>
+              <w:spacing w:before="0" w:after="0" w:line="250" w:lineRule="auto"/>
+              <w:jc w:val="left"/>
+            </w:pPr>
+            <w:r>
+              <w:rPr>
+                <w:rFonts w:eastAsia="맑은 고딕"/>
+                <w:b w:val="0"/>
+                <w:i w:val="0"/>
+                <w:color w:val="333333"/>
+                <w:sz w:val="18"/>
+              </w:rPr>
+              <w:t>LinkedIn: https://www.linkedin.com/in/chihun-lee-078082412/</w:t>
+            </w:r>
+          </w:p>
+          <w:p>
+            <w:pPr>
+              <w:spacing w:before="0" w:after="0" w:line="250" w:lineRule="auto"/>
+              <w:jc w:val="left"/>
+            </w:pPr>
+            <w:r>
+              <w:rPr>
+                <w:rFonts w:eastAsia="맑은 고딕"/>
+                <w:b w:val="0"/>
+                <w:i w:val="0"/>
+                <w:color w:val="333333"/>
+                <w:sz w:val="18"/>
+              </w:rPr>
+              <w:t>Google Scholar: https://scholar.google.com/citations?user=Na1nYPsAAAAJ</w:t>
             </w:r>
           </w:p>
         </w:tc>

--- a/CV/이력서 이치헌 (2026.09).docx
+++ b/CV/이력서 이치헌 (2026.09).docx
@@ -21,7 +21,7 @@
           </w:tcPr>
           <w:p>
             <w:pPr>
-              <w:spacing w:before="0" w:after="60" w:line="250" w:lineRule="auto"/>
+              <w:spacing w:before="0" w:after="60" w:line="245" w:lineRule="auto"/>
               <w:jc w:val="left"/>
             </w:pPr>
             <w:r>
@@ -36,7 +36,7 @@
           </w:p>
           <w:p>
             <w:pPr>
-              <w:spacing w:before="0" w:after="0" w:line="250" w:lineRule="auto"/>
+              <w:spacing w:before="0" w:after="0" w:line="245" w:lineRule="auto"/>
               <w:jc w:val="left"/>
             </w:pPr>
             <w:r>
@@ -52,7 +52,7 @@
           </w:p>
           <w:p>
             <w:pPr>
-              <w:spacing w:before="0" w:after="0" w:line="250" w:lineRule="auto"/>
+              <w:spacing w:before="0" w:after="0" w:line="245" w:lineRule="auto"/>
               <w:jc w:val="left"/>
             </w:pPr>
             <w:r>
@@ -68,7 +68,7 @@
           </w:p>
           <w:p>
             <w:pPr>
-              <w:spacing w:before="0" w:after="0" w:line="250" w:lineRule="auto"/>
+              <w:spacing w:before="0" w:after="0" w:line="245" w:lineRule="auto"/>
               <w:jc w:val="left"/>
             </w:pPr>
             <w:r>
@@ -84,7 +84,7 @@
           </w:p>
           <w:p>
             <w:pPr>
-              <w:spacing w:before="0" w:after="0" w:line="250" w:lineRule="auto"/>
+              <w:spacing w:before="0" w:after="0" w:line="245" w:lineRule="auto"/>
               <w:jc w:val="left"/>
             </w:pPr>
             <w:r>
@@ -100,7 +100,7 @@
           </w:p>
           <w:p>
             <w:pPr>
-              <w:spacing w:before="0" w:after="0" w:line="250" w:lineRule="auto"/>
+              <w:spacing w:before="0" w:after="0" w:line="245" w:lineRule="auto"/>
               <w:jc w:val="left"/>
             </w:pPr>
             <w:r>
@@ -116,7 +116,7 @@
           </w:p>
           <w:p>
             <w:pPr>
-              <w:spacing w:before="0" w:after="0" w:line="250" w:lineRule="auto"/>
+              <w:spacing w:before="0" w:after="0" w:line="245" w:lineRule="auto"/>
               <w:jc w:val="left"/>
             </w:pPr>
             <w:r>
@@ -132,7 +132,7 @@
           </w:p>
           <w:p>
             <w:pPr>
-              <w:spacing w:before="0" w:after="0" w:line="250" w:lineRule="auto"/>
+              <w:spacing w:before="0" w:after="0" w:line="245" w:lineRule="auto"/>
               <w:jc w:val="left"/>
             </w:pPr>
             <w:r>
@@ -196,23 +196,33 @@
     </w:tbl>
     <w:p>
       <w:pPr>
-        <w:spacing w:before="0" w:after="0" w:line="250" w:lineRule="auto"/>
+        <w:spacing w:before="0" w:after="0" w:line="245" w:lineRule="auto"/>
         <w:jc w:val="left"/>
       </w:pPr>
     </w:p>
     <w:p>
       <w:pPr>
-        <w:spacing w:before="180" w:after="60" w:line="250" w:lineRule="auto"/>
+        <w:keepNext/>
+        <w:spacing w:before="120" w:after="60" w:line="245" w:lineRule="auto"/>
         <w:jc w:val="left"/>
       </w:pPr>
       <w:r>
         <w:rPr>
-          <w:rFonts w:eastAsia="맑은 고딕"/>
+          <w:rFonts w:eastAsia="맑은 고딕" w:hint="eastAsia"/>
           <w:b/>
           <w:i w:val="0"/>
           <w:sz w:val="22"/>
         </w:rPr>
-        <w:t>■ 학력</w:t>
+        <w:t xml:space="preserve">■ </w:t>
+      </w:r>
+      <w:r>
+        <w:rPr>
+          <w:rFonts w:eastAsia="맑은 고딕"/>
+          <w:b/>
+          <w:i w:val="0"/>
+          <w:sz w:val="22"/>
+        </w:rPr>
+        <w:t>학력</w:t>
       </w:r>
     </w:p>
     <w:p>
@@ -220,7 +230,7 @@
         <w:tabs>
           <w:tab w:pos="1920" w:val="left"/>
         </w:tabs>
-        <w:spacing w:before="0" w:after="40" w:line="250" w:lineRule="auto"/>
+        <w:spacing w:before="0" w:after="30" w:line="245" w:lineRule="auto"/>
         <w:ind w:left="1920" w:hanging="1920"/>
         <w:jc w:val="left"/>
       </w:pPr>
@@ -249,7 +259,7 @@
         <w:tabs>
           <w:tab w:pos="1920" w:val="left"/>
         </w:tabs>
-        <w:spacing w:before="0" w:after="40" w:line="250" w:lineRule="auto"/>
+        <w:spacing w:before="0" w:after="30" w:line="245" w:lineRule="auto"/>
         <w:ind w:left="1920" w:hanging="1920"/>
         <w:jc w:val="left"/>
       </w:pPr>
@@ -278,7 +288,7 @@
         <w:tabs>
           <w:tab w:pos="1920" w:val="left"/>
         </w:tabs>
-        <w:spacing w:before="0" w:after="40" w:line="250" w:lineRule="auto"/>
+        <w:spacing w:before="0" w:after="30" w:line="245" w:lineRule="auto"/>
         <w:ind w:left="1920" w:hanging="1920"/>
         <w:jc w:val="left"/>
       </w:pPr>
@@ -304,17 +314,27 @@
     </w:p>
     <w:p>
       <w:pPr>
-        <w:spacing w:before="180" w:after="60" w:line="250" w:lineRule="auto"/>
+        <w:keepNext/>
+        <w:spacing w:before="120" w:after="60" w:line="245" w:lineRule="auto"/>
         <w:jc w:val="left"/>
       </w:pPr>
       <w:r>
         <w:rPr>
-          <w:rFonts w:eastAsia="맑은 고딕"/>
+          <w:rFonts w:eastAsia="맑은 고딕" w:hint="eastAsia"/>
           <w:b/>
           <w:i w:val="0"/>
           <w:sz w:val="22"/>
         </w:rPr>
-        <w:t>■ 경력</w:t>
+        <w:t xml:space="preserve">■ </w:t>
+      </w:r>
+      <w:r>
+        <w:rPr>
+          <w:rFonts w:eastAsia="맑은 고딕"/>
+          <w:b/>
+          <w:i w:val="0"/>
+          <w:sz w:val="22"/>
+        </w:rPr>
+        <w:t>경력</w:t>
       </w:r>
     </w:p>
     <w:p>
@@ -322,7 +342,7 @@
         <w:tabs>
           <w:tab w:pos="1920" w:val="left"/>
         </w:tabs>
-        <w:spacing w:before="0" w:after="40" w:line="250" w:lineRule="auto"/>
+        <w:spacing w:before="0" w:after="30" w:line="245" w:lineRule="auto"/>
         <w:ind w:left="1920" w:hanging="1920"/>
         <w:jc w:val="left"/>
       </w:pPr>
@@ -351,7 +371,7 @@
         <w:tabs>
           <w:tab w:pos="1920" w:val="left"/>
         </w:tabs>
-        <w:spacing w:before="0" w:after="40" w:line="250" w:lineRule="auto"/>
+        <w:spacing w:before="0" w:after="30" w:line="245" w:lineRule="auto"/>
         <w:ind w:left="1920" w:hanging="1920"/>
         <w:jc w:val="left"/>
       </w:pPr>
@@ -380,7 +400,7 @@
         <w:tabs>
           <w:tab w:pos="1920" w:val="left"/>
         </w:tabs>
-        <w:spacing w:before="0" w:after="40" w:line="250" w:lineRule="auto"/>
+        <w:spacing w:before="0" w:after="30" w:line="245" w:lineRule="auto"/>
         <w:ind w:left="1920" w:hanging="1920"/>
         <w:jc w:val="left"/>
       </w:pPr>
@@ -409,7 +429,7 @@
         <w:tabs>
           <w:tab w:pos="1920" w:val="left"/>
         </w:tabs>
-        <w:spacing w:before="0" w:after="40" w:line="250" w:lineRule="auto"/>
+        <w:spacing w:before="0" w:after="30" w:line="245" w:lineRule="auto"/>
         <w:ind w:left="1920" w:hanging="1920"/>
         <w:jc w:val="left"/>
       </w:pPr>
@@ -435,17 +455,1332 @@
     </w:p>
     <w:p>
       <w:pPr>
-        <w:spacing w:before="180" w:after="60" w:line="250" w:lineRule="auto"/>
+        <w:keepNext/>
+        <w:spacing w:before="120" w:after="60" w:line="245" w:lineRule="auto"/>
         <w:jc w:val="left"/>
       </w:pPr>
       <w:r>
         <w:rPr>
-          <w:rFonts w:eastAsia="맑은 고딕"/>
+          <w:rFonts w:eastAsia="맑은 고딕" w:hint="eastAsia"/>
           <w:b/>
           <w:i w:val="0"/>
           <w:sz w:val="22"/>
         </w:rPr>
-        <w:t>■ 연구과제</w:t>
+        <w:t xml:space="preserve">■ </w:t>
+      </w:r>
+      <w:r>
+        <w:rPr>
+          <w:rFonts w:eastAsia="맑은 고딕"/>
+          <w:b/>
+          <w:i w:val="0"/>
+          <w:sz w:val="22"/>
+        </w:rPr>
+        <w:t>주저자 논문 (+: 공동 1저자, *: 교신저자)</w:t>
+      </w:r>
+    </w:p>
+    <w:p>
+      <w:pPr>
+        <w:spacing w:before="0" w:after="24" w:line="245" w:lineRule="auto"/>
+        <w:ind w:left="360" w:hanging="360"/>
+        <w:jc w:val="left"/>
+      </w:pPr>
+      <w:r>
+        <w:rPr>
+          <w:rFonts w:eastAsia="맑은 고딕"/>
+          <w:b w:val="0"/>
+          <w:i w:val="0"/>
+          <w:sz w:val="20"/>
+        </w:rPr>
+        <w:t xml:space="preserve">[1] K. Hur*, C. Lee*, </w:t>
+      </w:r>
+      <w:r>
+        <w:rPr>
+          <w:rFonts w:eastAsia="맑은 고딕"/>
+          <w:b w:val="0"/>
+          <w:i w:val="0"/>
+          <w:sz w:val="20"/>
+        </w:rPr>
+        <w:t xml:space="preserve">“Compressing the Validation Bottleneck: An Agentic Self-Driving Lab for Scientific Discovery”, </w:t>
+      </w:r>
+      <w:r>
+        <w:rPr>
+          <w:rFonts w:eastAsia="맑은 고딕"/>
+          <w:b w:val="0"/>
+          <w:i/>
+          <w:sz w:val="20"/>
+        </w:rPr>
+        <w:t>arXiv preprint arXiv:2607.04508</w:t>
+      </w:r>
+      <w:r>
+        <w:rPr>
+          <w:rFonts w:eastAsia="맑은 고딕"/>
+          <w:b w:val="0"/>
+          <w:i w:val="0"/>
+          <w:sz w:val="20"/>
+        </w:rPr>
+        <w:t xml:space="preserve"> (2026)</w:t>
+      </w:r>
+    </w:p>
+    <w:p>
+      <w:pPr>
+        <w:spacing w:before="0" w:after="24" w:line="245" w:lineRule="auto"/>
+        <w:ind w:left="360" w:hanging="360"/>
+        <w:jc w:val="left"/>
+      </w:pPr>
+      <w:r>
+        <w:rPr>
+          <w:rFonts w:eastAsia="맑은 고딕"/>
+          <w:b w:val="0"/>
+          <w:i w:val="0"/>
+          <w:sz w:val="20"/>
+        </w:rPr>
+        <w:t xml:space="preserve">[2] C. Lee+, J. Rho*, </w:t>
+      </w:r>
+      <w:r>
+        <w:rPr>
+          <w:rFonts w:eastAsia="맑은 고딕"/>
+          <w:b w:val="0"/>
+          <w:i w:val="0"/>
+          <w:sz w:val="20"/>
+        </w:rPr>
+        <w:t xml:space="preserve">“Benchmarking Optimization Methods Enabling Efficient Designs for Diverse Nanophotonic Applications”, </w:t>
+      </w:r>
+      <w:r>
+        <w:rPr>
+          <w:rFonts w:eastAsia="맑은 고딕"/>
+          <w:b w:val="0"/>
+          <w:i/>
+          <w:sz w:val="20"/>
+        </w:rPr>
+        <w:t>Advanced Optical Materials</w:t>
+      </w:r>
+      <w:r>
+        <w:rPr>
+          <w:rFonts w:eastAsia="맑은 고딕"/>
+          <w:b w:val="0"/>
+          <w:i w:val="0"/>
+          <w:sz w:val="20"/>
+        </w:rPr>
+        <w:t>, 17, 2500195</w:t>
+      </w:r>
+      <w:r>
+        <w:rPr>
+          <w:rFonts w:eastAsia="맑은 고딕"/>
+          <w:b w:val="0"/>
+          <w:i w:val="0"/>
+          <w:sz w:val="20"/>
+        </w:rPr>
+        <w:t xml:space="preserve"> (2025)</w:t>
+      </w:r>
+    </w:p>
+    <w:p>
+      <w:pPr>
+        <w:spacing w:before="0" w:after="24" w:line="245" w:lineRule="auto"/>
+        <w:ind w:left="360" w:hanging="360"/>
+        <w:jc w:val="left"/>
+      </w:pPr>
+      <w:r>
+        <w:rPr>
+          <w:rFonts w:eastAsia="맑은 고딕"/>
+          <w:b w:val="0"/>
+          <w:i w:val="0"/>
+          <w:sz w:val="20"/>
+        </w:rPr>
+        <w:t xml:space="preserve">[3] C. Lee+, D. Shin, Y. Kang, K. Choi, D. Park*, J. Rho*, </w:t>
+      </w:r>
+      <w:r>
+        <w:rPr>
+          <w:rFonts w:eastAsia="맑은 고딕"/>
+          <w:b w:val="0"/>
+          <w:i w:val="0"/>
+          <w:sz w:val="20"/>
+        </w:rPr>
+        <w:t xml:space="preserve">“Real-Time Hot-Rolled Coil Placement Recommendation System with Data-Driven Model”, </w:t>
+      </w:r>
+      <w:r>
+        <w:rPr>
+          <w:rFonts w:eastAsia="맑은 고딕"/>
+          <w:b w:val="0"/>
+          <w:i/>
+          <w:sz w:val="20"/>
+        </w:rPr>
+        <w:t>Advanced Intelligent Systems</w:t>
+      </w:r>
+      <w:r>
+        <w:rPr>
+          <w:rFonts w:eastAsia="맑은 고딕"/>
+          <w:b w:val="0"/>
+          <w:i w:val="0"/>
+          <w:sz w:val="20"/>
+        </w:rPr>
+        <w:t>, 2400826</w:t>
+      </w:r>
+      <w:r>
+        <w:rPr>
+          <w:rFonts w:eastAsia="맑은 고딕"/>
+          <w:b w:val="0"/>
+          <w:i w:val="0"/>
+          <w:sz w:val="20"/>
+        </w:rPr>
+        <w:t xml:space="preserve"> (2025)</w:t>
+      </w:r>
+    </w:p>
+    <w:p>
+      <w:pPr>
+        <w:spacing w:before="0" w:after="24" w:line="245" w:lineRule="auto"/>
+        <w:ind w:left="360" w:hanging="360"/>
+        <w:jc w:val="left"/>
+      </w:pPr>
+      <w:r>
+        <w:rPr>
+          <w:rFonts w:eastAsia="맑은 고딕"/>
+          <w:b w:val="0"/>
+          <w:i w:val="0"/>
+          <w:sz w:val="20"/>
+        </w:rPr>
+        <w:t xml:space="preserve">[4] C. Lee+, S. Lee+, J. Seong, D. Park*, J. Rho*, </w:t>
+      </w:r>
+      <w:r>
+        <w:rPr>
+          <w:rFonts w:eastAsia="맑은 고딕"/>
+          <w:b w:val="0"/>
+          <w:i w:val="0"/>
+          <w:sz w:val="20"/>
+        </w:rPr>
+        <w:t xml:space="preserve">“Inverse-designed metasurface for highly saturated transmissive colors”, </w:t>
+      </w:r>
+      <w:r>
+        <w:rPr>
+          <w:rFonts w:eastAsia="맑은 고딕"/>
+          <w:b w:val="0"/>
+          <w:i/>
+          <w:sz w:val="20"/>
+        </w:rPr>
+        <w:t>JOSA B</w:t>
+      </w:r>
+      <w:r>
+        <w:rPr>
+          <w:rFonts w:eastAsia="맑은 고딕"/>
+          <w:b w:val="0"/>
+          <w:i w:val="0"/>
+          <w:sz w:val="20"/>
+        </w:rPr>
+        <w:t>, 41</w:t>
+      </w:r>
+      <w:r>
+        <w:rPr>
+          <w:rFonts w:eastAsia="맑은 고딕"/>
+          <w:b w:val="0"/>
+          <w:i w:val="0"/>
+          <w:sz w:val="20"/>
+        </w:rPr>
+        <w:t xml:space="preserve"> (2024)</w:t>
+      </w:r>
+    </w:p>
+    <w:p>
+      <w:pPr>
+        <w:spacing w:before="0" w:after="24" w:line="245" w:lineRule="auto"/>
+        <w:ind w:left="360" w:hanging="360"/>
+        <w:jc w:val="left"/>
+      </w:pPr>
+      <w:r>
+        <w:rPr>
+          <w:rFonts w:eastAsia="맑은 고딕"/>
+          <w:b w:val="0"/>
+          <w:i w:val="0"/>
+          <w:sz w:val="20"/>
+        </w:rPr>
+        <w:t xml:space="preserve">[5] J. Noh+, T. Badloe+, C. Lee+, J. Yun, S. So, J. Rho*, </w:t>
+      </w:r>
+      <w:r>
+        <w:rPr>
+          <w:rFonts w:eastAsia="맑은 고딕"/>
+          <w:b w:val="0"/>
+          <w:i w:val="0"/>
+          <w:sz w:val="20"/>
+        </w:rPr>
+        <w:t xml:space="preserve">“Inverse design meets nanophotonics: From computational optimization to artificial neural network”, </w:t>
+      </w:r>
+      <w:r>
+        <w:rPr>
+          <w:rFonts w:eastAsia="맑은 고딕"/>
+          <w:b w:val="0"/>
+          <w:i/>
+          <w:sz w:val="20"/>
+        </w:rPr>
+        <w:t>Intelligent Nanotechnology</w:t>
+      </w:r>
+      <w:r>
+        <w:rPr>
+          <w:rFonts w:eastAsia="맑은 고딕"/>
+          <w:b w:val="0"/>
+          <w:i w:val="0"/>
+          <w:sz w:val="20"/>
+        </w:rPr>
+        <w:t>, 3</w:t>
+      </w:r>
+      <w:r>
+        <w:rPr>
+          <w:rFonts w:eastAsia="맑은 고딕"/>
+          <w:b w:val="0"/>
+          <w:i w:val="0"/>
+          <w:sz w:val="20"/>
+        </w:rPr>
+        <w:t xml:space="preserve"> (2023)</w:t>
+      </w:r>
+    </w:p>
+    <w:p>
+      <w:pPr>
+        <w:spacing w:before="0" w:after="24" w:line="245" w:lineRule="auto"/>
+        <w:ind w:left="360" w:hanging="360"/>
+        <w:jc w:val="left"/>
+      </w:pPr>
+      <w:r>
+        <w:rPr>
+          <w:rFonts w:eastAsia="맑은 고딕"/>
+          <w:b w:val="0"/>
+          <w:i w:val="0"/>
+          <w:sz w:val="20"/>
+        </w:rPr>
+        <w:t xml:space="preserve">[6] C. Lee+, G. Chang+, J. Kim, G. Hyun, G. Bae, S. So, J. Yun, J. Seong, Y. Yang, D. Park, S. Jeon*, J. Rho*, </w:t>
+      </w:r>
+      <w:r>
+        <w:rPr>
+          <w:rFonts w:eastAsia="맑은 고딕"/>
+          <w:b w:val="0"/>
+          <w:i w:val="0"/>
+          <w:sz w:val="20"/>
+        </w:rPr>
+        <w:t xml:space="preserve">“Concurrent Optimization of Diffraction Fields from Binary Phase Mask for Three-Dimensional Nanopatterning”, </w:t>
+      </w:r>
+      <w:r>
+        <w:rPr>
+          <w:rFonts w:eastAsia="맑은 고딕"/>
+          <w:b w:val="0"/>
+          <w:i/>
+          <w:sz w:val="20"/>
+        </w:rPr>
+        <w:t>ACS Photonics</w:t>
+      </w:r>
+      <w:r>
+        <w:rPr>
+          <w:rFonts w:eastAsia="맑은 고딕"/>
+          <w:b w:val="0"/>
+          <w:i w:val="0"/>
+          <w:sz w:val="20"/>
+        </w:rPr>
+        <w:t>, 10, 4</w:t>
+      </w:r>
+      <w:r>
+        <w:rPr>
+          <w:rFonts w:eastAsia="맑은 고딕"/>
+          <w:b w:val="0"/>
+          <w:i w:val="0"/>
+          <w:sz w:val="20"/>
+        </w:rPr>
+        <w:t xml:space="preserve"> (2022)</w:t>
+      </w:r>
+    </w:p>
+    <w:p>
+      <w:pPr>
+        <w:spacing w:before="0" w:after="24" w:line="245" w:lineRule="auto"/>
+        <w:ind w:left="360" w:hanging="360"/>
+        <w:jc w:val="left"/>
+      </w:pPr>
+      <w:r>
+        <w:rPr>
+          <w:rFonts w:eastAsia="맑은 고딕"/>
+          <w:b w:val="0"/>
+          <w:i w:val="0"/>
+          <w:sz w:val="20"/>
+        </w:rPr>
+        <w:t xml:space="preserve">[7] S. Moon+, C. Lee+, Y. Yang+, J. Kim, T. Badloe, C. Jung, C. Yoon, J. Rho*, </w:t>
+      </w:r>
+      <w:r>
+        <w:rPr>
+          <w:rFonts w:eastAsia="맑은 고딕"/>
+          <w:b w:val="0"/>
+          <w:i w:val="0"/>
+          <w:sz w:val="20"/>
+        </w:rPr>
+        <w:t xml:space="preserve">“Tutorial on metalenses for advanced flat optics: design, fabrication, and critical considerations”, </w:t>
+      </w:r>
+      <w:r>
+        <w:rPr>
+          <w:rFonts w:eastAsia="맑은 고딕"/>
+          <w:b w:val="0"/>
+          <w:i/>
+          <w:sz w:val="20"/>
+        </w:rPr>
+        <w:t>Journal of Applied Physics</w:t>
+      </w:r>
+      <w:r>
+        <w:rPr>
+          <w:rFonts w:eastAsia="맑은 고딕"/>
+          <w:b w:val="0"/>
+          <w:i w:val="0"/>
+          <w:sz w:val="20"/>
+        </w:rPr>
+        <w:t>, 131, 9</w:t>
+      </w:r>
+      <w:r>
+        <w:rPr>
+          <w:rFonts w:eastAsia="맑은 고딕"/>
+          <w:b w:val="0"/>
+          <w:i w:val="0"/>
+          <w:sz w:val="20"/>
+        </w:rPr>
+        <w:t xml:space="preserve"> (2022)</w:t>
+      </w:r>
+    </w:p>
+    <w:p>
+      <w:pPr>
+        <w:spacing w:before="0" w:after="24" w:line="245" w:lineRule="auto"/>
+        <w:ind w:left="360" w:hanging="360"/>
+        <w:jc w:val="left"/>
+      </w:pPr>
+      <w:r>
+        <w:rPr>
+          <w:rFonts w:eastAsia="맑은 고딕"/>
+          <w:b w:val="0"/>
+          <w:i w:val="0"/>
+          <w:sz w:val="20"/>
+        </w:rPr>
+        <w:t xml:space="preserve">[8] D. Shin+, C. Lee+, U. Kühn, S. Lee, S. Park, H. Schwab, S. Scudino, K. Kosiba*, </w:t>
+      </w:r>
+      <w:r>
+        <w:rPr>
+          <w:rFonts w:eastAsia="맑은 고딕"/>
+          <w:b w:val="0"/>
+          <w:i w:val="0"/>
+          <w:sz w:val="20"/>
+        </w:rPr>
+        <w:t xml:space="preserve">“Optimizing laser powder bed fusion of Ti-5Al-5V-5Mo-3Cr by artificial intelligence”, </w:t>
+      </w:r>
+      <w:r>
+        <w:rPr>
+          <w:rFonts w:eastAsia="맑은 고딕"/>
+          <w:b w:val="0"/>
+          <w:i/>
+          <w:sz w:val="20"/>
+        </w:rPr>
+        <w:t>Journal of Alloys and Compounds</w:t>
+      </w:r>
+      <w:r>
+        <w:rPr>
+          <w:rFonts w:eastAsia="맑은 고딕"/>
+          <w:b w:val="0"/>
+          <w:i w:val="0"/>
+          <w:sz w:val="20"/>
+        </w:rPr>
+        <w:t>, 862, 158018</w:t>
+      </w:r>
+      <w:r>
+        <w:rPr>
+          <w:rFonts w:eastAsia="맑은 고딕"/>
+          <w:b w:val="0"/>
+          <w:i w:val="0"/>
+          <w:sz w:val="20"/>
+        </w:rPr>
+        <w:t xml:space="preserve"> (2021)</w:t>
+      </w:r>
+    </w:p>
+    <w:p>
+      <w:pPr>
+        <w:spacing w:before="0" w:after="24" w:line="245" w:lineRule="auto"/>
+        <w:ind w:left="360" w:hanging="360"/>
+        <w:jc w:val="left"/>
+      </w:pPr>
+      <w:r>
+        <w:rPr>
+          <w:rFonts w:eastAsia="맑은 고딕"/>
+          <w:b w:val="0"/>
+          <w:i w:val="0"/>
+          <w:sz w:val="20"/>
+        </w:rPr>
+        <w:t xml:space="preserve">[9] C. Lee+, J. Na, K. Park, H. Yu, J. Kim, K. Choi, D. Park, S. Park, J. Rho*, S. Lee*, </w:t>
+      </w:r>
+      <w:r>
+        <w:rPr>
+          <w:rFonts w:eastAsia="맑은 고딕"/>
+          <w:b w:val="0"/>
+          <w:i w:val="0"/>
+          <w:sz w:val="20"/>
+        </w:rPr>
+        <w:t xml:space="preserve">“Development of artificial neural network system to recommend process conditions of injection molding for various geometries”, </w:t>
+      </w:r>
+      <w:r>
+        <w:rPr>
+          <w:rFonts w:eastAsia="맑은 고딕"/>
+          <w:b w:val="0"/>
+          <w:i/>
+          <w:sz w:val="20"/>
+        </w:rPr>
+        <w:t>Advanced Intelligent Systems</w:t>
+      </w:r>
+      <w:r>
+        <w:rPr>
+          <w:rFonts w:eastAsia="맑은 고딕"/>
+          <w:b w:val="0"/>
+          <w:i w:val="0"/>
+          <w:sz w:val="20"/>
+        </w:rPr>
+        <w:t>, 2, 10</w:t>
+      </w:r>
+      <w:r>
+        <w:rPr>
+          <w:rFonts w:eastAsia="맑은 고딕"/>
+          <w:b w:val="0"/>
+          <w:i w:val="0"/>
+          <w:sz w:val="20"/>
+        </w:rPr>
+        <w:t xml:space="preserve"> (2020)</w:t>
+      </w:r>
+    </w:p>
+    <w:p>
+      <w:pPr>
+        <w:spacing w:before="0" w:after="24" w:line="245" w:lineRule="auto"/>
+        <w:ind w:left="360" w:hanging="360"/>
+        <w:jc w:val="left"/>
+      </w:pPr>
+      <w:r>
+        <w:rPr>
+          <w:rFonts w:eastAsia="맑은 고딕"/>
+          <w:b w:val="0"/>
+          <w:i w:val="0"/>
+          <w:sz w:val="20"/>
+        </w:rPr>
+        <w:t xml:space="preserve">[10] T. Lee+, C. Lee+, D. Oh, T. Badloe, J. Oh, J. Rho*, </w:t>
+      </w:r>
+      <w:r>
+        <w:rPr>
+          <w:rFonts w:eastAsia="맑은 고딕"/>
+          <w:b w:val="0"/>
+          <w:i w:val="0"/>
+          <w:sz w:val="20"/>
+        </w:rPr>
+        <w:t xml:space="preserve">“Scalable and high-throughput top-down manufacturing of optical metasurfaces”, </w:t>
+      </w:r>
+      <w:r>
+        <w:rPr>
+          <w:rFonts w:eastAsia="맑은 고딕"/>
+          <w:b w:val="0"/>
+          <w:i/>
+          <w:sz w:val="20"/>
+        </w:rPr>
+        <w:t>Sensors</w:t>
+      </w:r>
+      <w:r>
+        <w:rPr>
+          <w:rFonts w:eastAsia="맑은 고딕"/>
+          <w:b w:val="0"/>
+          <w:i w:val="0"/>
+          <w:sz w:val="20"/>
+        </w:rPr>
+        <w:t>, 20, 15</w:t>
+      </w:r>
+      <w:r>
+        <w:rPr>
+          <w:rFonts w:eastAsia="맑은 고딕"/>
+          <w:b w:val="0"/>
+          <w:i w:val="0"/>
+          <w:sz w:val="20"/>
+        </w:rPr>
+        <w:t xml:space="preserve"> (2020)</w:t>
+      </w:r>
+    </w:p>
+    <w:p>
+      <w:pPr>
+        <w:spacing w:before="0" w:after="24" w:line="245" w:lineRule="auto"/>
+        <w:ind w:left="360" w:hanging="360"/>
+        <w:jc w:val="left"/>
+      </w:pPr>
+      <w:r>
+        <w:rPr>
+          <w:rFonts w:eastAsia="맑은 고딕"/>
+          <w:b w:val="0"/>
+          <w:i w:val="0"/>
+          <w:sz w:val="20"/>
+        </w:rPr>
+        <w:t xml:space="preserve">[11] D. Shin+, C. Lee+, S. Kim, D. Park, J. Oh, C. Gal, J. Koo, S. Park, S. Lee*, </w:t>
+      </w:r>
+      <w:r>
+        <w:rPr>
+          <w:rFonts w:eastAsia="맑은 고딕"/>
+          <w:b w:val="0"/>
+          <w:i w:val="0"/>
+          <w:sz w:val="20"/>
+        </w:rPr>
+        <w:t xml:space="preserve">“Analysis of cold compaction for Fe-C, Fe-C-Cu powder design based on constitutive relation and artificial neural networks”, </w:t>
+      </w:r>
+      <w:r>
+        <w:rPr>
+          <w:rFonts w:eastAsia="맑은 고딕"/>
+          <w:b w:val="0"/>
+          <w:i/>
+          <w:sz w:val="20"/>
+        </w:rPr>
+        <w:t>Powder Technology</w:t>
+      </w:r>
+      <w:r>
+        <w:rPr>
+          <w:rFonts w:eastAsia="맑은 고딕"/>
+          <w:b w:val="0"/>
+          <w:i w:val="0"/>
+          <w:sz w:val="20"/>
+        </w:rPr>
+        <w:t>, 353, 15</w:t>
+      </w:r>
+      <w:r>
+        <w:rPr>
+          <w:rFonts w:eastAsia="맑은 고딕"/>
+          <w:b w:val="0"/>
+          <w:i w:val="0"/>
+          <w:sz w:val="20"/>
+        </w:rPr>
+        <w:t xml:space="preserve"> (2019)</w:t>
+      </w:r>
+    </w:p>
+    <w:p>
+      <w:pPr>
+        <w:keepNext/>
+        <w:spacing w:before="120" w:after="60" w:line="245" w:lineRule="auto"/>
+        <w:jc w:val="left"/>
+      </w:pPr>
+      <w:r>
+        <w:rPr>
+          <w:rFonts w:eastAsia="맑은 고딕" w:hint="eastAsia"/>
+          <w:b/>
+          <w:i w:val="0"/>
+          <w:sz w:val="22"/>
+        </w:rPr>
+        <w:t xml:space="preserve">■ </w:t>
+      </w:r>
+      <w:r>
+        <w:rPr>
+          <w:rFonts w:eastAsia="맑은 고딕"/>
+          <w:b/>
+          <w:i w:val="0"/>
+          <w:sz w:val="22"/>
+        </w:rPr>
+        <w:t>공저자 논문</w:t>
+      </w:r>
+    </w:p>
+    <w:p>
+      <w:pPr>
+        <w:spacing w:before="0" w:after="24" w:line="245" w:lineRule="auto"/>
+        <w:ind w:left="360" w:hanging="360"/>
+        <w:jc w:val="left"/>
+      </w:pPr>
+      <w:r>
+        <w:rPr>
+          <w:rFonts w:eastAsia="맑은 고딕"/>
+          <w:b w:val="0"/>
+          <w:i w:val="0"/>
+          <w:sz w:val="20"/>
+        </w:rPr>
+        <w:t xml:space="preserve">[1] J. Seong, Y. Jeon, G. Han, S. Lee, Y. Yang, S. Kim, C. Lee, J. Kim, J. Kim, M. Jeong, J. Noh, J. An, J. Rho*, </w:t>
+      </w:r>
+      <w:r>
+        <w:rPr>
+          <w:rFonts w:eastAsia="맑은 고딕"/>
+          <w:b w:val="0"/>
+          <w:i w:val="0"/>
+          <w:sz w:val="20"/>
+        </w:rPr>
+        <w:t xml:space="preserve">“Modal contrast engineering in ultraviolet and visible metalenses enabled by material-selective hybridization”, </w:t>
+      </w:r>
+      <w:r>
+        <w:rPr>
+          <w:rFonts w:eastAsia="맑은 고딕"/>
+          <w:b w:val="0"/>
+          <w:i/>
+          <w:sz w:val="20"/>
+        </w:rPr>
+        <w:t>Nature Communications</w:t>
+      </w:r>
+      <w:r>
+        <w:rPr>
+          <w:rFonts w:eastAsia="맑은 고딕"/>
+          <w:b w:val="0"/>
+          <w:i w:val="0"/>
+          <w:sz w:val="20"/>
+        </w:rPr>
+        <w:t>, 17, 7908</w:t>
+      </w:r>
+      <w:r>
+        <w:rPr>
+          <w:rFonts w:eastAsia="맑은 고딕"/>
+          <w:b w:val="0"/>
+          <w:i w:val="0"/>
+          <w:sz w:val="20"/>
+        </w:rPr>
+        <w:t xml:space="preserve"> (2026)</w:t>
+      </w:r>
+    </w:p>
+    <w:p>
+      <w:pPr>
+        <w:spacing w:before="0" w:after="24" w:line="245" w:lineRule="auto"/>
+        <w:ind w:left="360" w:hanging="360"/>
+        <w:jc w:val="left"/>
+      </w:pPr>
+      <w:r>
+        <w:rPr>
+          <w:rFonts w:eastAsia="맑은 고딕"/>
+          <w:b w:val="0"/>
+          <w:i w:val="0"/>
+          <w:sz w:val="20"/>
+        </w:rPr>
+        <w:t xml:space="preserve">[2] HC. Phan, MT. Tran, C. Lee, H. Kim, S. Oh, DK. Kim, HW. Lee*, </w:t>
+      </w:r>
+      <w:r>
+        <w:rPr>
+          <w:rFonts w:eastAsia="맑은 고딕"/>
+          <w:b w:val="0"/>
+          <w:i w:val="0"/>
+          <w:sz w:val="20"/>
+        </w:rPr>
+        <w:t xml:space="preserve">“Parameter-aware high-fidelity microstructure generation using stable diffusion”, </w:t>
+      </w:r>
+      <w:r>
+        <w:rPr>
+          <w:rFonts w:eastAsia="맑은 고딕"/>
+          <w:b w:val="0"/>
+          <w:i/>
+          <w:sz w:val="20"/>
+        </w:rPr>
+        <w:t>Advanced Engineering Informatics</w:t>
+      </w:r>
+      <w:r>
+        <w:rPr>
+          <w:rFonts w:eastAsia="맑은 고딕"/>
+          <w:b w:val="0"/>
+          <w:i w:val="0"/>
+          <w:sz w:val="20"/>
+        </w:rPr>
+        <w:t xml:space="preserve"> (2026)</w:t>
+      </w:r>
+    </w:p>
+    <w:p>
+      <w:pPr>
+        <w:spacing w:before="0" w:after="24" w:line="245" w:lineRule="auto"/>
+        <w:ind w:left="360" w:hanging="360"/>
+        <w:jc w:val="left"/>
+      </w:pPr>
+      <w:r>
+        <w:rPr>
+          <w:rFonts w:eastAsia="맑은 고딕"/>
+          <w:b w:val="0"/>
+          <w:i w:val="0"/>
+          <w:sz w:val="20"/>
+        </w:rPr>
+        <w:t xml:space="preserve">[3] J. Jung+, S. Oh, H. Kim, J. Na, SJ. Bae, C. Lee, SJ. Kim, HW. Lee*, </w:t>
+      </w:r>
+      <w:r>
+        <w:rPr>
+          <w:rFonts w:eastAsia="맑은 고딕"/>
+          <w:b w:val="0"/>
+          <w:i w:val="0"/>
+          <w:sz w:val="20"/>
+        </w:rPr>
+        <w:t xml:space="preserve">“Multi-fidelity learning-based latent diffusion model for three-dimensional inverse microstructure design of dual phase steels”, </w:t>
+      </w:r>
+      <w:r>
+        <w:rPr>
+          <w:rFonts w:eastAsia="맑은 고딕"/>
+          <w:b w:val="0"/>
+          <w:i/>
+          <w:sz w:val="20"/>
+        </w:rPr>
+        <w:t>Materials &amp; Design</w:t>
+      </w:r>
+      <w:r>
+        <w:rPr>
+          <w:rFonts w:eastAsia="맑은 고딕"/>
+          <w:b w:val="0"/>
+          <w:i w:val="0"/>
+          <w:sz w:val="20"/>
+        </w:rPr>
+        <w:t>, 258, 114623</w:t>
+      </w:r>
+      <w:r>
+        <w:rPr>
+          <w:rFonts w:eastAsia="맑은 고딕"/>
+          <w:b w:val="0"/>
+          <w:i w:val="0"/>
+          <w:sz w:val="20"/>
+        </w:rPr>
+        <w:t xml:space="preserve"> (2025)</w:t>
+      </w:r>
+    </w:p>
+    <w:p>
+      <w:pPr>
+        <w:spacing w:before="0" w:after="24" w:line="245" w:lineRule="auto"/>
+        <w:ind w:left="360" w:hanging="360"/>
+        <w:jc w:val="left"/>
+      </w:pPr>
+      <w:r>
+        <w:rPr>
+          <w:rFonts w:eastAsia="맑은 고딕"/>
+          <w:b w:val="0"/>
+          <w:i w:val="0"/>
+          <w:sz w:val="20"/>
+        </w:rPr>
+        <w:t xml:space="preserve">[4] J. Seong+, Y. Yang+, Y. Jeon, C. Lee, J. An, J. Rho*, </w:t>
+      </w:r>
+      <w:r>
+        <w:rPr>
+          <w:rFonts w:eastAsia="맑은 고딕"/>
+          <w:b w:val="0"/>
+          <w:i w:val="0"/>
+          <w:sz w:val="20"/>
+        </w:rPr>
+        <w:t xml:space="preserve">“Structurally reordered crystalline atomic layer-dielectric hybrid metasurfaces for near-unity efficiency in the visible”, </w:t>
+      </w:r>
+      <w:r>
+        <w:rPr>
+          <w:rFonts w:eastAsia="맑은 고딕"/>
+          <w:b w:val="0"/>
+          <w:i/>
+          <w:sz w:val="20"/>
+        </w:rPr>
+        <w:t>Materials Today</w:t>
+      </w:r>
+      <w:r>
+        <w:rPr>
+          <w:rFonts w:eastAsia="맑은 고딕"/>
+          <w:b w:val="0"/>
+          <w:i w:val="0"/>
+          <w:sz w:val="20"/>
+        </w:rPr>
+        <w:t>, 88, 137</w:t>
+      </w:r>
+      <w:r>
+        <w:rPr>
+          <w:rFonts w:eastAsia="맑은 고딕"/>
+          <w:b w:val="0"/>
+          <w:i w:val="0"/>
+          <w:sz w:val="20"/>
+        </w:rPr>
+        <w:t xml:space="preserve"> (2025)</w:t>
+      </w:r>
+    </w:p>
+    <w:p>
+      <w:pPr>
+        <w:spacing w:before="0" w:after="24" w:line="245" w:lineRule="auto"/>
+        <w:ind w:left="360" w:hanging="360"/>
+        <w:jc w:val="left"/>
+      </w:pPr>
+      <w:r>
+        <w:rPr>
+          <w:rFonts w:eastAsia="맑은 고딕"/>
+          <w:b w:val="0"/>
+          <w:i w:val="0"/>
+          <w:sz w:val="20"/>
+        </w:rPr>
+        <w:t xml:space="preserve">[5] B. Ko+, J. Noh+, D. Chae, C. Lee, H. Lim, H. Lee, J. Rho*, </w:t>
+      </w:r>
+      <w:r>
+        <w:rPr>
+          <w:rFonts w:eastAsia="맑은 고딕"/>
+          <w:b w:val="0"/>
+          <w:i w:val="0"/>
+          <w:sz w:val="20"/>
+        </w:rPr>
+        <w:t xml:space="preserve">“Neutral-Colored Transparent Radiative Cooler by Tailoring Solar Absorption with Punctured Bragg Reflectors”, </w:t>
+      </w:r>
+      <w:r>
+        <w:rPr>
+          <w:rFonts w:eastAsia="맑은 고딕"/>
+          <w:b w:val="0"/>
+          <w:i/>
+          <w:sz w:val="20"/>
+        </w:rPr>
+        <w:t>Advanced Functional Materials</w:t>
+      </w:r>
+      <w:r>
+        <w:rPr>
+          <w:rFonts w:eastAsia="맑은 고딕"/>
+          <w:b w:val="0"/>
+          <w:i w:val="0"/>
+          <w:sz w:val="20"/>
+        </w:rPr>
+        <w:t>, 2410613</w:t>
+      </w:r>
+      <w:r>
+        <w:rPr>
+          <w:rFonts w:eastAsia="맑은 고딕"/>
+          <w:b w:val="0"/>
+          <w:i w:val="0"/>
+          <w:sz w:val="20"/>
+        </w:rPr>
+        <w:t xml:space="preserve"> (2024)</w:t>
+      </w:r>
+    </w:p>
+    <w:p>
+      <w:pPr>
+        <w:spacing w:before="0" w:after="24" w:line="245" w:lineRule="auto"/>
+        <w:ind w:left="360" w:hanging="360"/>
+        <w:jc w:val="left"/>
+      </w:pPr>
+      <w:r>
+        <w:rPr>
+          <w:rFonts w:eastAsia="맑은 고딕"/>
+          <w:b w:val="0"/>
+          <w:i w:val="0"/>
+          <w:sz w:val="20"/>
+        </w:rPr>
+        <w:t xml:space="preserve">[6] H. Keawmuang+, T. Badloe+, C. Lee, J. Park, J. Rho*, </w:t>
+      </w:r>
+      <w:r>
+        <w:rPr>
+          <w:rFonts w:eastAsia="맑은 고딕"/>
+          <w:b w:val="0"/>
+          <w:i w:val="0"/>
+          <w:sz w:val="20"/>
+        </w:rPr>
+        <w:t xml:space="preserve">“Inverse design of colored daytime radiative coolers using deep neural networks”, </w:t>
+      </w:r>
+      <w:r>
+        <w:rPr>
+          <w:rFonts w:eastAsia="맑은 고딕"/>
+          <w:b w:val="0"/>
+          <w:i/>
+          <w:sz w:val="20"/>
+        </w:rPr>
+        <w:t>Solar Energy Materials and Solar Cells</w:t>
+      </w:r>
+      <w:r>
+        <w:rPr>
+          <w:rFonts w:eastAsia="맑은 고딕"/>
+          <w:b w:val="0"/>
+          <w:i w:val="0"/>
+          <w:sz w:val="20"/>
+        </w:rPr>
+        <w:t>, 271, 112848</w:t>
+      </w:r>
+      <w:r>
+        <w:rPr>
+          <w:rFonts w:eastAsia="맑은 고딕"/>
+          <w:b w:val="0"/>
+          <w:i w:val="0"/>
+          <w:sz w:val="20"/>
+        </w:rPr>
+        <w:t xml:space="preserve"> (2024)</w:t>
+      </w:r>
+    </w:p>
+    <w:p>
+      <w:pPr>
+        <w:spacing w:before="0" w:after="24" w:line="245" w:lineRule="auto"/>
+        <w:ind w:left="360" w:hanging="360"/>
+        <w:jc w:val="left"/>
+      </w:pPr>
+      <w:r>
+        <w:rPr>
+          <w:rFonts w:eastAsia="맑은 고딕"/>
+          <w:b w:val="0"/>
+          <w:i w:val="0"/>
+          <w:sz w:val="20"/>
+        </w:rPr>
+        <w:t xml:space="preserve">[7] D. Park*, H. Lee, H. Song, KJ. Cha, SK. Hwang, C. Lee, </w:t>
+      </w:r>
+      <w:r>
+        <w:rPr>
+          <w:rFonts w:eastAsia="맑은 고딕"/>
+          <w:b w:val="0"/>
+          <w:i w:val="0"/>
+          <w:sz w:val="20"/>
+        </w:rPr>
+        <w:t xml:space="preserve">“Artificial Neural Network-Based Process Recommender System for Additive Manufacturing”, </w:t>
+      </w:r>
+      <w:r>
+        <w:rPr>
+          <w:rFonts w:eastAsia="맑은 고딕"/>
+          <w:b w:val="0"/>
+          <w:i/>
+          <w:sz w:val="20"/>
+        </w:rPr>
+        <w:t>TBD</w:t>
+      </w:r>
+      <w:r>
+        <w:rPr>
+          <w:rFonts w:eastAsia="맑은 고딕"/>
+          <w:b w:val="0"/>
+          <w:i w:val="0"/>
+          <w:sz w:val="20"/>
+        </w:rPr>
+        <w:t xml:space="preserve"> (2024)</w:t>
+      </w:r>
+    </w:p>
+    <w:p>
+      <w:pPr>
+        <w:spacing w:before="0" w:after="24" w:line="245" w:lineRule="auto"/>
+        <w:ind w:left="360" w:hanging="360"/>
+        <w:jc w:val="left"/>
+      </w:pPr>
+      <w:r>
+        <w:rPr>
+          <w:rFonts w:eastAsia="맑은 고딕"/>
+          <w:b w:val="0"/>
+          <w:i w:val="0"/>
+          <w:sz w:val="20"/>
+        </w:rPr>
+        <w:t xml:space="preserve">[8] HJ. Park, SM. Park, C. Lee, SK. Lee, J. Kim, J. Jang, CW. Park, D. Park*, </w:t>
+      </w:r>
+      <w:r>
+        <w:rPr>
+          <w:rFonts w:eastAsia="맑은 고딕"/>
+          <w:b w:val="0"/>
+          <w:i w:val="0"/>
+          <w:sz w:val="20"/>
+        </w:rPr>
+        <w:t xml:space="preserve">“Quantitative Correlation between Brazed SUS304/MBF60 via Image Processing and Bonding Temperature”, </w:t>
+      </w:r>
+      <w:r>
+        <w:rPr>
+          <w:rFonts w:eastAsia="맑은 고딕"/>
+          <w:b w:val="0"/>
+          <w:i/>
+          <w:sz w:val="20"/>
+        </w:rPr>
+        <w:t>TBD</w:t>
+      </w:r>
+      <w:r>
+        <w:rPr>
+          <w:rFonts w:eastAsia="맑은 고딕"/>
+          <w:b w:val="0"/>
+          <w:i w:val="0"/>
+          <w:sz w:val="20"/>
+        </w:rPr>
+        <w:t xml:space="preserve"> (2024)</w:t>
+      </w:r>
+    </w:p>
+    <w:p>
+      <w:pPr>
+        <w:spacing w:before="0" w:after="24" w:line="245" w:lineRule="auto"/>
+        <w:ind w:left="360" w:hanging="360"/>
+        <w:jc w:val="left"/>
+      </w:pPr>
+      <w:r>
+        <w:rPr>
+          <w:rFonts w:eastAsia="맑은 고딕"/>
+          <w:b w:val="0"/>
+          <w:i w:val="0"/>
+          <w:sz w:val="20"/>
+        </w:rPr>
+        <w:t xml:space="preserve">[9] C. Gal+, D. Shin, C. Lee, S. Park*, D. Park, </w:t>
+      </w:r>
+      <w:r>
+        <w:rPr>
+          <w:rFonts w:eastAsia="맑은 고딕"/>
+          <w:b w:val="0"/>
+          <w:i w:val="0"/>
+          <w:sz w:val="20"/>
+        </w:rPr>
+        <w:t xml:space="preserve">“Rheological Behavior of Water-atomized 316L Stainless Steel Powder depending on Particle Size”, </w:t>
+      </w:r>
+      <w:r>
+        <w:rPr>
+          <w:rFonts w:eastAsia="맑은 고딕"/>
+          <w:b w:val="0"/>
+          <w:i/>
+          <w:sz w:val="20"/>
+        </w:rPr>
+        <w:t>Metals and Materials International</w:t>
+      </w:r>
+      <w:r>
+        <w:rPr>
+          <w:rFonts w:eastAsia="맑은 고딕"/>
+          <w:b w:val="0"/>
+          <w:i w:val="0"/>
+          <w:sz w:val="20"/>
+        </w:rPr>
+        <w:t>, 29, 3329-3339</w:t>
+      </w:r>
+      <w:r>
+        <w:rPr>
+          <w:rFonts w:eastAsia="맑은 고딕"/>
+          <w:b w:val="0"/>
+          <w:i w:val="0"/>
+          <w:sz w:val="20"/>
+        </w:rPr>
+        <w:t xml:space="preserve"> (2023)</w:t>
+      </w:r>
+    </w:p>
+    <w:p>
+      <w:pPr>
+        <w:spacing w:before="0" w:after="24" w:line="245" w:lineRule="auto"/>
+        <w:ind w:left="360" w:hanging="360"/>
+        <w:jc w:val="left"/>
+      </w:pPr>
+      <w:r>
+        <w:rPr>
+          <w:rFonts w:eastAsia="맑은 고딕"/>
+          <w:b w:val="0"/>
+          <w:i w:val="0"/>
+          <w:sz w:val="20"/>
+        </w:rPr>
+        <w:t xml:space="preserve">[10] S. So+, J. Kim+, T. Badloe, C. Lee, Y. Yang, H. Kang, J. Rho*, </w:t>
+      </w:r>
+      <w:r>
+        <w:rPr>
+          <w:rFonts w:eastAsia="맑은 고딕"/>
+          <w:b w:val="0"/>
+          <w:i w:val="0"/>
+          <w:sz w:val="20"/>
+        </w:rPr>
+        <w:t xml:space="preserve">“Multicolor and 3D holography realized by inverse design of single-celled metasurfaces”, </w:t>
+      </w:r>
+      <w:r>
+        <w:rPr>
+          <w:rFonts w:eastAsia="맑은 고딕"/>
+          <w:b w:val="0"/>
+          <w:i/>
+          <w:sz w:val="20"/>
+        </w:rPr>
+        <w:t>Advanced Materials</w:t>
+      </w:r>
+      <w:r>
+        <w:rPr>
+          <w:rFonts w:eastAsia="맑은 고딕"/>
+          <w:b w:val="0"/>
+          <w:i w:val="0"/>
+          <w:sz w:val="20"/>
+        </w:rPr>
+        <w:t>, 2208520</w:t>
+      </w:r>
+      <w:r>
+        <w:rPr>
+          <w:rFonts w:eastAsia="맑은 고딕"/>
+          <w:b w:val="0"/>
+          <w:i w:val="0"/>
+          <w:sz w:val="20"/>
+        </w:rPr>
+        <w:t xml:space="preserve"> (2023)</w:t>
+      </w:r>
+    </w:p>
+    <w:p>
+      <w:pPr>
+        <w:spacing w:before="0" w:after="24" w:line="245" w:lineRule="auto"/>
+        <w:ind w:left="360" w:hanging="360"/>
+        <w:jc w:val="left"/>
+      </w:pPr>
+      <w:r>
+        <w:rPr>
+          <w:rFonts w:eastAsia="맑은 고딕"/>
+          <w:b w:val="0"/>
+          <w:i w:val="0"/>
+          <w:sz w:val="20"/>
+        </w:rPr>
+        <w:t xml:space="preserve">[11] J. Park, H. Keawmuang, T. Badloe, C. Lee, J. Rho*, </w:t>
+      </w:r>
+      <w:r>
+        <w:rPr>
+          <w:rFonts w:eastAsia="맑은 고딕"/>
+          <w:b w:val="0"/>
+          <w:i w:val="0"/>
+          <w:sz w:val="20"/>
+        </w:rPr>
+        <w:t xml:space="preserve">“Utilizing Deep Neural Networks for the Inverse Design of Multilayered Daytime Radiative Coolers with Customizable Colors”, </w:t>
+      </w:r>
+      <w:r>
+        <w:rPr>
+          <w:rFonts w:eastAsia="맑은 고딕"/>
+          <w:b w:val="0"/>
+          <w:i/>
+          <w:sz w:val="20"/>
+        </w:rPr>
+        <w:t>Materials Research Society (MRS) Proceedings</w:t>
+      </w:r>
+      <w:r>
+        <w:rPr>
+          <w:rFonts w:eastAsia="맑은 고딕"/>
+          <w:b w:val="0"/>
+          <w:i w:val="0"/>
+          <w:sz w:val="20"/>
+        </w:rPr>
+        <w:t xml:space="preserve"> (2023)</w:t>
+      </w:r>
+    </w:p>
+    <w:p>
+      <w:pPr>
+        <w:spacing w:before="0" w:after="24" w:line="245" w:lineRule="auto"/>
+        <w:ind w:left="360" w:hanging="360"/>
+        <w:jc w:val="left"/>
+      </w:pPr>
+      <w:r>
+        <w:rPr>
+          <w:rFonts w:eastAsia="맑은 고딕"/>
+          <w:b w:val="0"/>
+          <w:i w:val="0"/>
+          <w:sz w:val="20"/>
+        </w:rPr>
+        <w:t xml:space="preserve">[12] H. Cho+, J. Park, J. Kim, C. Lee, D. Park, J. Rho*, S. Park*, </w:t>
+      </w:r>
+      <w:r>
+        <w:rPr>
+          <w:rFonts w:eastAsia="맑은 고딕"/>
+          <w:b w:val="0"/>
+          <w:i w:val="0"/>
+          <w:sz w:val="20"/>
+        </w:rPr>
+        <w:t xml:space="preserve">“Mass production of superhydrophilic micropatterned copper surfaces using powder injection molding process”, </w:t>
+      </w:r>
+      <w:r>
+        <w:rPr>
+          <w:rFonts w:eastAsia="맑은 고딕"/>
+          <w:b w:val="0"/>
+          <w:i/>
+          <w:sz w:val="20"/>
+        </w:rPr>
+        <w:t>Powder Technology</w:t>
+      </w:r>
+      <w:r>
+        <w:rPr>
+          <w:rFonts w:eastAsia="맑은 고딕"/>
+          <w:b w:val="0"/>
+          <w:i w:val="0"/>
+          <w:sz w:val="20"/>
+        </w:rPr>
+        <w:t>, 411, 117779</w:t>
+      </w:r>
+      <w:r>
+        <w:rPr>
+          <w:rFonts w:eastAsia="맑은 고딕"/>
+          <w:b w:val="0"/>
+          <w:i w:val="0"/>
+          <w:sz w:val="20"/>
+        </w:rPr>
+        <w:t xml:space="preserve"> (2022)</w:t>
+      </w:r>
+    </w:p>
+    <w:p>
+      <w:pPr>
+        <w:spacing w:before="0" w:after="24" w:line="245" w:lineRule="auto"/>
+        <w:ind w:left="360" w:hanging="360"/>
+        <w:jc w:val="left"/>
+      </w:pPr>
+      <w:r>
+        <w:rPr>
+          <w:rFonts w:eastAsia="맑은 고딕"/>
+          <w:b w:val="0"/>
+          <w:i w:val="0"/>
+          <w:sz w:val="20"/>
+        </w:rPr>
+        <w:t xml:space="preserve">[13] J. Noh+, Y. Nam+, S. So, C. Lee, S. Lee, Y. Kim, T. Kim, J. Lee, J. Rho*, </w:t>
+      </w:r>
+      <w:r>
+        <w:rPr>
+          <w:rFonts w:eastAsia="맑은 고딕"/>
+          <w:b w:val="0"/>
+          <w:i w:val="0"/>
+          <w:sz w:val="20"/>
+        </w:rPr>
+        <w:t xml:space="preserve">“Design of a transmissive metasurface antenna using deep neural networks”, </w:t>
+      </w:r>
+      <w:r>
+        <w:rPr>
+          <w:rFonts w:eastAsia="맑은 고딕"/>
+          <w:b w:val="0"/>
+          <w:i/>
+          <w:sz w:val="20"/>
+        </w:rPr>
+        <w:t>Optical Materials Express</w:t>
+      </w:r>
+      <w:r>
+        <w:rPr>
+          <w:rFonts w:eastAsia="맑은 고딕"/>
+          <w:b w:val="0"/>
+          <w:i w:val="0"/>
+          <w:sz w:val="20"/>
+        </w:rPr>
+        <w:t>, 11, 7</w:t>
+      </w:r>
+      <w:r>
+        <w:rPr>
+          <w:rFonts w:eastAsia="맑은 고딕"/>
+          <w:b w:val="0"/>
+          <w:i w:val="0"/>
+          <w:sz w:val="20"/>
+        </w:rPr>
+        <w:t xml:space="preserve"> (2021)</w:t>
+      </w:r>
+    </w:p>
+    <w:p>
+      <w:pPr>
+        <w:spacing w:before="0" w:after="24" w:line="245" w:lineRule="auto"/>
+        <w:ind w:left="360" w:hanging="360"/>
+        <w:jc w:val="left"/>
+      </w:pPr>
+      <w:r>
+        <w:rPr>
+          <w:rFonts w:eastAsia="맑은 고딕"/>
+          <w:b w:val="0"/>
+          <w:i w:val="0"/>
+          <w:sz w:val="20"/>
+        </w:rPr>
+        <w:t xml:space="preserve">[14] D. Shin+, S. Kim, J. Oh, I. Jung, W. Yang, C. Lee, H. Kwon, J. Koo, S. Park*, </w:t>
+      </w:r>
+      <w:r>
+        <w:rPr>
+          <w:rFonts w:eastAsia="맑은 고딕"/>
+          <w:b w:val="0"/>
+          <w:i w:val="0"/>
+          <w:sz w:val="20"/>
+        </w:rPr>
+        <w:t xml:space="preserve">“Correlation Study Between Material Parameters and Mechanical Properties of Iron–Carbon Compacts Using Sensitivity Analysis and Regression Model”, </w:t>
+      </w:r>
+      <w:r>
+        <w:rPr>
+          <w:rFonts w:eastAsia="맑은 고딕"/>
+          <w:b w:val="0"/>
+          <w:i/>
+          <w:sz w:val="20"/>
+        </w:rPr>
+        <w:t>Metals and Materials International</w:t>
+      </w:r>
+      <w:r>
+        <w:rPr>
+          <w:rFonts w:eastAsia="맑은 고딕"/>
+          <w:b w:val="0"/>
+          <w:i w:val="0"/>
+          <w:sz w:val="20"/>
+        </w:rPr>
+        <w:t>, 25, 1258</w:t>
+      </w:r>
+      <w:r>
+        <w:rPr>
+          <w:rFonts w:eastAsia="맑은 고딕"/>
+          <w:b w:val="0"/>
+          <w:i w:val="0"/>
+          <w:sz w:val="20"/>
+        </w:rPr>
+        <w:t xml:space="preserve"> (2019)</w:t>
+      </w:r>
+    </w:p>
+    <w:p>
+      <w:pPr>
+        <w:keepNext/>
+        <w:spacing w:before="120" w:after="60" w:line="245" w:lineRule="auto"/>
+        <w:jc w:val="left"/>
+      </w:pPr>
+      <w:r>
+        <w:rPr>
+          <w:rFonts w:eastAsia="맑은 고딕" w:hint="eastAsia"/>
+          <w:b/>
+          <w:i w:val="0"/>
+          <w:sz w:val="22"/>
+        </w:rPr>
+        <w:t xml:space="preserve">■ </w:t>
+      </w:r>
+      <w:r>
+        <w:rPr>
+          <w:rFonts w:eastAsia="맑은 고딕"/>
+          <w:b/>
+          <w:i w:val="0"/>
+          <w:sz w:val="22"/>
+        </w:rPr>
+        <w:t>연구과제</w:t>
       </w:r>
     </w:p>
     <w:p>
@@ -453,7 +1788,7 @@
         <w:tabs>
           <w:tab w:pos="1920" w:val="left"/>
         </w:tabs>
-        <w:spacing w:before="0" w:after="40" w:line="250" w:lineRule="auto"/>
+        <w:spacing w:before="0" w:after="30" w:line="245" w:lineRule="auto"/>
         <w:ind w:left="1920" w:hanging="1920"/>
         <w:jc w:val="left"/>
       </w:pPr>
@@ -491,7 +1826,7 @@
         <w:tabs>
           <w:tab w:pos="1920" w:val="left"/>
         </w:tabs>
-        <w:spacing w:before="0" w:after="40" w:line="250" w:lineRule="auto"/>
+        <w:spacing w:before="0" w:after="30" w:line="245" w:lineRule="auto"/>
         <w:ind w:left="1920" w:hanging="1920"/>
         <w:jc w:val="left"/>
       </w:pPr>
@@ -529,7 +1864,7 @@
         <w:tabs>
           <w:tab w:pos="1920" w:val="left"/>
         </w:tabs>
-        <w:spacing w:before="0" w:after="40" w:line="250" w:lineRule="auto"/>
+        <w:spacing w:before="0" w:after="30" w:line="245" w:lineRule="auto"/>
         <w:ind w:left="1920" w:hanging="1920"/>
         <w:jc w:val="left"/>
       </w:pPr>
@@ -567,7 +1902,7 @@
         <w:tabs>
           <w:tab w:pos="1920" w:val="left"/>
         </w:tabs>
-        <w:spacing w:before="0" w:after="40" w:line="250" w:lineRule="auto"/>
+        <w:spacing w:before="0" w:after="30" w:line="245" w:lineRule="auto"/>
         <w:ind w:left="1920" w:hanging="1920"/>
         <w:jc w:val="left"/>
       </w:pPr>
@@ -605,7 +1940,7 @@
         <w:tabs>
           <w:tab w:pos="1920" w:val="left"/>
         </w:tabs>
-        <w:spacing w:before="0" w:after="40" w:line="250" w:lineRule="auto"/>
+        <w:spacing w:before="0" w:after="30" w:line="245" w:lineRule="auto"/>
         <w:ind w:left="1920" w:hanging="1920"/>
         <w:jc w:val="left"/>
       </w:pPr>
@@ -643,7 +1978,7 @@
         <w:tabs>
           <w:tab w:pos="1920" w:val="left"/>
         </w:tabs>
-        <w:spacing w:before="0" w:after="40" w:line="250" w:lineRule="auto"/>
+        <w:spacing w:before="0" w:after="30" w:line="245" w:lineRule="auto"/>
         <w:ind w:left="1920" w:hanging="1920"/>
         <w:jc w:val="left"/>
       </w:pPr>
@@ -681,7 +2016,7 @@
         <w:tabs>
           <w:tab w:pos="1920" w:val="left"/>
         </w:tabs>
-        <w:spacing w:before="0" w:after="40" w:line="250" w:lineRule="auto"/>
+        <w:spacing w:before="0" w:after="30" w:line="245" w:lineRule="auto"/>
         <w:ind w:left="1920" w:hanging="1920"/>
         <w:jc w:val="left"/>
       </w:pPr>
@@ -719,7 +2054,7 @@
         <w:tabs>
           <w:tab w:pos="1920" w:val="left"/>
         </w:tabs>
-        <w:spacing w:before="0" w:after="40" w:line="250" w:lineRule="auto"/>
+        <w:spacing w:before="0" w:after="30" w:line="245" w:lineRule="auto"/>
         <w:ind w:left="1920" w:hanging="1920"/>
         <w:jc w:val="left"/>
       </w:pPr>
@@ -757,7 +2092,7 @@
         <w:tabs>
           <w:tab w:pos="1920" w:val="left"/>
         </w:tabs>
-        <w:spacing w:before="0" w:after="40" w:line="250" w:lineRule="auto"/>
+        <w:spacing w:before="0" w:after="30" w:line="245" w:lineRule="auto"/>
         <w:ind w:left="1920" w:hanging="1920"/>
         <w:jc w:val="left"/>
       </w:pPr>
@@ -795,7 +2130,7 @@
         <w:tabs>
           <w:tab w:pos="1920" w:val="left"/>
         </w:tabs>
-        <w:spacing w:before="0" w:after="40" w:line="250" w:lineRule="auto"/>
+        <w:spacing w:before="0" w:after="30" w:line="245" w:lineRule="auto"/>
         <w:ind w:left="1920" w:hanging="1920"/>
         <w:jc w:val="left"/>
       </w:pPr>
@@ -833,7 +2168,7 @@
         <w:tabs>
           <w:tab w:pos="1920" w:val="left"/>
         </w:tabs>
-        <w:spacing w:before="0" w:after="40" w:line="250" w:lineRule="auto"/>
+        <w:spacing w:before="0" w:after="30" w:line="245" w:lineRule="auto"/>
         <w:ind w:left="1920" w:hanging="1920"/>
         <w:jc w:val="left"/>
       </w:pPr>
@@ -871,7 +2206,7 @@
         <w:tabs>
           <w:tab w:pos="1920" w:val="left"/>
         </w:tabs>
-        <w:spacing w:before="0" w:after="40" w:line="250" w:lineRule="auto"/>
+        <w:spacing w:before="0" w:after="30" w:line="245" w:lineRule="auto"/>
         <w:ind w:left="1920" w:hanging="1920"/>
         <w:jc w:val="left"/>
       </w:pPr>
@@ -909,7 +2244,7 @@
         <w:tabs>
           <w:tab w:pos="1920" w:val="left"/>
         </w:tabs>
-        <w:spacing w:before="0" w:after="40" w:line="250" w:lineRule="auto"/>
+        <w:spacing w:before="0" w:after="30" w:line="245" w:lineRule="auto"/>
         <w:ind w:left="1920" w:hanging="1920"/>
         <w:jc w:val="left"/>
       </w:pPr>
@@ -947,7 +2282,7 @@
         <w:tabs>
           <w:tab w:pos="1920" w:val="left"/>
         </w:tabs>
-        <w:spacing w:before="0" w:after="40" w:line="250" w:lineRule="auto"/>
+        <w:spacing w:before="0" w:after="30" w:line="245" w:lineRule="auto"/>
         <w:ind w:left="1920" w:hanging="1920"/>
         <w:jc w:val="left"/>
       </w:pPr>
@@ -985,7 +2320,7 @@
         <w:tabs>
           <w:tab w:pos="1920" w:val="left"/>
         </w:tabs>
-        <w:spacing w:before="0" w:after="40" w:line="250" w:lineRule="auto"/>
+        <w:spacing w:before="0" w:after="30" w:line="245" w:lineRule="auto"/>
         <w:ind w:left="1920" w:hanging="1920"/>
         <w:jc w:val="left"/>
       </w:pPr>
@@ -1023,7 +2358,7 @@
         <w:tabs>
           <w:tab w:pos="1920" w:val="left"/>
         </w:tabs>
-        <w:spacing w:before="0" w:after="40" w:line="250" w:lineRule="auto"/>
+        <w:spacing w:before="0" w:after="30" w:line="245" w:lineRule="auto"/>
         <w:ind w:left="1920" w:hanging="1920"/>
         <w:jc w:val="left"/>
       </w:pPr>
@@ -1061,7 +2396,7 @@
         <w:tabs>
           <w:tab w:pos="1920" w:val="left"/>
         </w:tabs>
-        <w:spacing w:before="0" w:after="40" w:line="250" w:lineRule="auto"/>
+        <w:spacing w:before="0" w:after="30" w:line="245" w:lineRule="auto"/>
         <w:ind w:left="1920" w:hanging="1920"/>
         <w:jc w:val="left"/>
       </w:pPr>
@@ -1099,7 +2434,7 @@
         <w:tabs>
           <w:tab w:pos="1920" w:val="left"/>
         </w:tabs>
-        <w:spacing w:before="0" w:after="40" w:line="250" w:lineRule="auto"/>
+        <w:spacing w:before="0" w:after="30" w:line="245" w:lineRule="auto"/>
         <w:ind w:left="1920" w:hanging="1920"/>
         <w:jc w:val="left"/>
       </w:pPr>
@@ -1137,7 +2472,7 @@
         <w:tabs>
           <w:tab w:pos="1920" w:val="left"/>
         </w:tabs>
-        <w:spacing w:before="0" w:after="40" w:line="250" w:lineRule="auto"/>
+        <w:spacing w:before="0" w:after="30" w:line="245" w:lineRule="auto"/>
         <w:ind w:left="1920" w:hanging="1920"/>
         <w:jc w:val="left"/>
       </w:pPr>
@@ -1172,22 +2507,32 @@
     </w:p>
     <w:p>
       <w:pPr>
-        <w:spacing w:before="180" w:after="60" w:line="250" w:lineRule="auto"/>
+        <w:keepNext/>
+        <w:spacing w:before="120" w:after="60" w:line="245" w:lineRule="auto"/>
         <w:jc w:val="left"/>
       </w:pPr>
       <w:r>
         <w:rPr>
-          <w:rFonts w:eastAsia="맑은 고딕"/>
+          <w:rFonts w:eastAsia="맑은 고딕" w:hint="eastAsia"/>
           <w:b/>
           <w:i w:val="0"/>
           <w:sz w:val="22"/>
         </w:rPr>
-        <w:t>■ 특허</w:t>
+        <w:t xml:space="preserve">■ </w:t>
+      </w:r>
+      <w:r>
+        <w:rPr>
+          <w:rFonts w:eastAsia="맑은 고딕"/>
+          <w:b/>
+          <w:i w:val="0"/>
+          <w:sz w:val="22"/>
+        </w:rPr>
+        <w:t>국제학회 발표</w:t>
       </w:r>
     </w:p>
     <w:p>
       <w:pPr>
-        <w:spacing w:before="0" w:after="40" w:line="250" w:lineRule="auto"/>
+        <w:spacing w:before="0" w:after="24" w:line="245" w:lineRule="auto"/>
         <w:ind w:left="360" w:hanging="360"/>
         <w:jc w:val="left"/>
       </w:pPr>
@@ -1198,7 +2543,7 @@
           <w:i w:val="0"/>
           <w:sz w:val="20"/>
         </w:rPr>
-        <w:t xml:space="preserve">[1] 이치헌, 노준석, 전석우, 배광민, 장건호, </w:t>
+        <w:t xml:space="preserve">[1] K. Hur, C. Lee, </w:t>
       </w:r>
       <w:r>
         <w:rPr>
@@ -1207,7 +2552,16 @@
           <w:i w:val="0"/>
           <w:sz w:val="20"/>
         </w:rPr>
-        <w:t xml:space="preserve">「전기장 조절 기반 3차원 근접장 패터닝용 마스크 설계 장치, 마스크, 마스크의 제조 방법 및 나노 패터닝 장치」, </w:t>
+        <w:t xml:space="preserve">“Compressing the Validation Bottleneck: An Agentic Self-Driving Lab for Scientific Discovery”, </w:t>
+      </w:r>
+      <w:r>
+        <w:rPr>
+          <w:rFonts w:eastAsia="맑은 고딕"/>
+          <w:b w:val="0"/>
+          <w:i/>
+          <w:sz w:val="20"/>
+        </w:rPr>
+        <w:t>ICML 2026 AI4Science Workshop</w:t>
       </w:r>
       <w:r>
         <w:rPr>
@@ -1216,12 +2570,12 @@
           <w:i w:val="0"/>
           <w:sz w:val="20"/>
         </w:rPr>
-        <w:t>10-2023-0135822, 대한민국 (2023)</w:t>
+        <w:t>, Seoul, Korea, Jul. 2026 (Poster)</w:t>
       </w:r>
     </w:p>
     <w:p>
       <w:pPr>
-        <w:spacing w:before="0" w:after="40" w:line="250" w:lineRule="auto"/>
+        <w:spacing w:before="0" w:after="24" w:line="245" w:lineRule="auto"/>
         <w:ind w:left="360" w:hanging="360"/>
         <w:jc w:val="left"/>
       </w:pPr>
@@ -1232,7 +2586,7 @@
           <w:i w:val="0"/>
           <w:sz w:val="20"/>
         </w:rPr>
-        <w:t xml:space="preserve">[2] 유재호, 노준석, 김범식, 김영찬, 소순애, 오동교, 이석호, 이치헌, </w:t>
+        <w:t xml:space="preserve">[2] C. Lee, J. Rho, </w:t>
       </w:r>
       <w:r>
         <w:rPr>
@@ -1241,7 +2595,16 @@
           <w:i w:val="0"/>
           <w:sz w:val="20"/>
         </w:rPr>
-        <w:t xml:space="preserve">「메타 광학 소자의 제조 방법, 이를 이용하여 제조된 메타 광학 소자 및 메타 광학 소자를 포함하는 광학 장치」, </w:t>
+        <w:t xml:space="preserve">“Inverse Design of Diffraction Fields with Metamask for Three-dimensional Nanopatterning”, </w:t>
+      </w:r>
+      <w:r>
+        <w:rPr>
+          <w:rFonts w:eastAsia="맑은 고딕"/>
+          <w:b w:val="0"/>
+          <w:i/>
+          <w:sz w:val="20"/>
+        </w:rPr>
+        <w:t>Metamaterials 2024</w:t>
       </w:r>
       <w:r>
         <w:rPr>
@@ -1250,12 +2613,12 @@
           <w:i w:val="0"/>
           <w:sz w:val="20"/>
         </w:rPr>
-        <w:t>10-2023-0085299, 대한민국, 출원인: 삼성디스플레이 (2023)</w:t>
+        <w:t>, Crete, Greece, Sep. 2024 (Oral Presenter)</w:t>
       </w:r>
     </w:p>
     <w:p>
       <w:pPr>
-        <w:spacing w:before="0" w:after="40" w:line="250" w:lineRule="auto"/>
+        <w:spacing w:before="0" w:after="24" w:line="245" w:lineRule="auto"/>
         <w:ind w:left="360" w:hanging="360"/>
         <w:jc w:val="left"/>
       </w:pPr>
@@ -1266,7 +2629,7 @@
           <w:i w:val="0"/>
           <w:sz w:val="20"/>
         </w:rPr>
-        <w:t xml:space="preserve">[3] 강윤희, 강준석, 최강혁, 노준석, 이치헌, 신다슬, 권혁준, </w:t>
+        <w:t xml:space="preserve">[3] C. Lee, G. Chang, G. Bae, S. Jeon, J. Rho, </w:t>
       </w:r>
       <w:r>
         <w:rPr>
@@ -1275,7 +2638,16 @@
           <w:i w:val="0"/>
           <w:sz w:val="20"/>
         </w:rPr>
-        <w:t xml:space="preserve">「열연 코일 온도 편차 최소화를 위한 인공지능 기반 배치 시스템 개발」, </w:t>
+        <w:t xml:space="preserve">“Inverse Design of Manufacturable Free-Form Metasurface for Three Dimensional Nanopatterning”, </w:t>
+      </w:r>
+      <w:r>
+        <w:rPr>
+          <w:rFonts w:eastAsia="맑은 고딕"/>
+          <w:b w:val="0"/>
+          <w:i/>
+          <w:sz w:val="20"/>
+        </w:rPr>
+        <w:t>Nano Korea 2023</w:t>
       </w:r>
       <w:r>
         <w:rPr>
@@ -1284,12 +2656,12 @@
           <w:i w:val="0"/>
           <w:sz w:val="20"/>
         </w:rPr>
-        <w:t>10-2023-0133116, 대한민국, 출원인: 포스코 (2023)</w:t>
+        <w:t>, Korea, Jul. 2023 (Oral Presenter)</w:t>
       </w:r>
     </w:p>
     <w:p>
       <w:pPr>
-        <w:spacing w:before="0" w:after="40" w:line="250" w:lineRule="auto"/>
+        <w:spacing w:before="0" w:after="24" w:line="245" w:lineRule="auto"/>
         <w:ind w:left="360" w:hanging="360"/>
         <w:jc w:val="left"/>
       </w:pPr>
@@ -1300,7 +2672,7 @@
           <w:i w:val="0"/>
           <w:sz w:val="20"/>
         </w:rPr>
-        <w:t xml:space="preserve">[4] 유현재, 박경호, 이승철, 이치헌, </w:t>
+        <w:t xml:space="preserve">[4] C. Lee, G. Chang, S. Jeon, J. Rho, </w:t>
       </w:r>
       <w:r>
         <w:rPr>
@@ -1309,7 +2681,16 @@
           <w:i w:val="0"/>
           <w:sz w:val="20"/>
         </w:rPr>
-        <w:t xml:space="preserve">「인공지능 기반의 사출성형시스템 및 사출성형 시스템에서의 성형 조건 생성 방법」, </w:t>
+        <w:t xml:space="preserve">“Diffraction Fields Optimization for Proximity-Field Nanopatterning: Toward High Contrast 3D”, </w:t>
+      </w:r>
+      <w:r>
+        <w:rPr>
+          <w:rFonts w:eastAsia="맑은 고딕"/>
+          <w:b w:val="0"/>
+          <w:i/>
+          <w:sz w:val="20"/>
+        </w:rPr>
+        <w:t>2023 Materials Research Society Spring Meeting</w:t>
       </w:r>
       <w:r>
         <w:rPr>
@@ -1318,12 +2699,12 @@
           <w:i w:val="0"/>
           <w:sz w:val="20"/>
         </w:rPr>
-        <w:t>WO 2021/049848 A1; US 2022/0388215 A1 (granted 2022-12-08); EP 4029672 A4 (granted 2023-10-18), PCT / 미국 / 유럽특허청 (2021)</w:t>
+        <w:t>, San Francisco, USA, Apr. 2023 (Poster)</w:t>
       </w:r>
     </w:p>
     <w:p>
       <w:pPr>
-        <w:spacing w:before="0" w:after="40" w:line="250" w:lineRule="auto"/>
+        <w:spacing w:before="0" w:after="24" w:line="245" w:lineRule="auto"/>
         <w:ind w:left="360" w:hanging="360"/>
         <w:jc w:val="left"/>
       </w:pPr>
@@ -1334,7 +2715,7 @@
           <w:i w:val="0"/>
           <w:sz w:val="20"/>
         </w:rPr>
-        <w:t xml:space="preserve">[5] 현봉준, 이준호, 박수재, 조시우, 최재령, 김무범, 박재성, 조원주, 이치헌, </w:t>
+        <w:t xml:space="preserve">[5] C. Lee, J. Rho, </w:t>
       </w:r>
       <w:r>
         <w:rPr>
@@ -1343,7 +2724,16 @@
           <w:i w:val="0"/>
           <w:sz w:val="20"/>
         </w:rPr>
-        <w:t xml:space="preserve">「자전거용 ABS 장치」, </w:t>
+        <w:t xml:space="preserve">“Organic Light-emitting Diode Control (OLED) based on Metasurface”, </w:t>
+      </w:r>
+      <w:r>
+        <w:rPr>
+          <w:rFonts w:eastAsia="맑은 고딕"/>
+          <w:b w:val="0"/>
+          <w:i/>
+          <w:sz w:val="20"/>
+        </w:rPr>
+        <w:t>Nano Convergence Conference 2021 — 19th International Nanotech Symposium &amp; Exhibition</w:t>
       </w:r>
       <w:r>
         <w:rPr>
@@ -1352,27 +2742,558 @@
           <w:i w:val="0"/>
           <w:sz w:val="20"/>
         </w:rPr>
-        <w:t>10-2017-0027222, 대한민국 (2017)</w:t>
+        <w:t>, Korea, Jul. 2021 (Virtual Poster)</w:t>
       </w:r>
     </w:p>
     <w:p>
       <w:pPr>
-        <w:spacing w:before="180" w:after="60" w:line="250" w:lineRule="auto"/>
+        <w:spacing w:before="0" w:after="24" w:line="245" w:lineRule="auto"/>
+        <w:ind w:left="360" w:hanging="360"/>
         <w:jc w:val="left"/>
       </w:pPr>
       <w:r>
         <w:rPr>
           <w:rFonts w:eastAsia="맑은 고딕"/>
+          <w:b w:val="0"/>
+          <w:i w:val="0"/>
+          <w:sz w:val="20"/>
+        </w:rPr>
+        <w:t xml:space="preserve">[6] C. Lee, S. Park, </w:t>
+      </w:r>
+      <w:r>
+        <w:rPr>
+          <w:rFonts w:eastAsia="맑은 고딕"/>
+          <w:b w:val="0"/>
+          <w:i w:val="0"/>
+          <w:sz w:val="20"/>
+        </w:rPr>
+        <w:t xml:space="preserve">“Development of AI systems for smart injection molding based on digital twin”, </w:t>
+      </w:r>
+      <w:r>
+        <w:rPr>
+          <w:rFonts w:eastAsia="맑은 고딕"/>
+          <w:b w:val="0"/>
+          <w:i/>
+          <w:sz w:val="20"/>
+        </w:rPr>
+        <w:t>International Injection Moulding Conference (IIMC 2019)</w:t>
+      </w:r>
+      <w:r>
+        <w:rPr>
+          <w:rFonts w:eastAsia="맑은 고딕"/>
+          <w:b w:val="0"/>
+          <w:i w:val="0"/>
+          <w:sz w:val="20"/>
+        </w:rPr>
+        <w:t>, Aachen, Germany, Apr. 2019 (Oral Presenter)</w:t>
+      </w:r>
+    </w:p>
+    <w:p>
+      <w:pPr>
+        <w:spacing w:before="0" w:after="24" w:line="245" w:lineRule="auto"/>
+        <w:ind w:left="360" w:hanging="360"/>
+        <w:jc w:val="left"/>
+      </w:pPr>
+      <w:r>
+        <w:rPr>
+          <w:rFonts w:eastAsia="맑은 고딕"/>
+          <w:b w:val="0"/>
+          <w:i w:val="0"/>
+          <w:sz w:val="20"/>
+        </w:rPr>
+        <w:t xml:space="preserve">[7] C. Lee, S. Yoon, D. Kim, S. Park, </w:t>
+      </w:r>
+      <w:r>
+        <w:rPr>
+          <w:rFonts w:eastAsia="맑은 고딕"/>
+          <w:b w:val="0"/>
+          <w:i w:val="0"/>
+          <w:sz w:val="20"/>
+        </w:rPr>
+        <w:t xml:space="preserve">“Deep Neural Network-based approach for warpage and weight prediction of plastic injection molding”, </w:t>
+      </w:r>
+      <w:r>
+        <w:rPr>
+          <w:rFonts w:eastAsia="맑은 고딕"/>
+          <w:b w:val="0"/>
+          <w:i/>
+          <w:sz w:val="20"/>
+        </w:rPr>
+        <w:t>PM World Congress (PM 2018)</w:t>
+      </w:r>
+      <w:r>
+        <w:rPr>
+          <w:rFonts w:eastAsia="맑은 고딕"/>
+          <w:b w:val="0"/>
+          <w:i w:val="0"/>
+          <w:sz w:val="20"/>
+        </w:rPr>
+        <w:t>, Beijing, China, Sep. 2018 (Oral Presenter)</w:t>
+      </w:r>
+    </w:p>
+    <w:p>
+      <w:pPr>
+        <w:spacing w:before="0" w:after="24" w:line="245" w:lineRule="auto"/>
+        <w:ind w:left="360" w:hanging="360"/>
+        <w:jc w:val="left"/>
+      </w:pPr>
+      <w:r>
+        <w:rPr>
+          <w:rFonts w:eastAsia="맑은 고딕"/>
+          <w:b w:val="0"/>
+          <w:i w:val="0"/>
+          <w:sz w:val="20"/>
+        </w:rPr>
+        <w:t xml:space="preserve">[8] J. Han, C. Gal, C. Lee, J. Cho, S. Park, </w:t>
+      </w:r>
+      <w:r>
+        <w:rPr>
+          <w:rFonts w:eastAsia="맑은 고딕"/>
+          <w:b w:val="0"/>
+          <w:i w:val="0"/>
+          <w:sz w:val="20"/>
+        </w:rPr>
+        <w:t xml:space="preserve">“Development of bio-inspired piezoelectric hair cell sensor using powder injection molding”, </w:t>
+      </w:r>
+      <w:r>
+        <w:rPr>
+          <w:rFonts w:eastAsia="맑은 고딕"/>
+          <w:b w:val="0"/>
+          <w:i/>
+          <w:sz w:val="20"/>
+        </w:rPr>
+        <w:t>Sixth Asia International Symposium on Mechatronics (AISM 2017)</w:t>
+      </w:r>
+      <w:r>
+        <w:rPr>
+          <w:rFonts w:eastAsia="맑은 고딕"/>
+          <w:b w:val="0"/>
+          <w:i w:val="0"/>
+          <w:sz w:val="20"/>
+        </w:rPr>
+        <w:t>, Pohang, Korea, Sep. 2017 (Oral Presenter)</w:t>
+      </w:r>
+    </w:p>
+    <w:p>
+      <w:pPr>
+        <w:keepNext/>
+        <w:spacing w:before="120" w:after="60" w:line="245" w:lineRule="auto"/>
+        <w:jc w:val="left"/>
+      </w:pPr>
+      <w:r>
+        <w:rPr>
+          <w:rFonts w:eastAsia="맑은 고딕" w:hint="eastAsia"/>
           <w:b/>
           <w:i w:val="0"/>
           <w:sz w:val="22"/>
         </w:rPr>
-        <w:t>■ 전문 분야</w:t>
+        <w:t xml:space="preserve">■ </w:t>
+      </w:r>
+      <w:r>
+        <w:rPr>
+          <w:rFonts w:eastAsia="맑은 고딕"/>
+          <w:b/>
+          <w:i w:val="0"/>
+          <w:sz w:val="22"/>
+        </w:rPr>
+        <w:t>국내학회 발표</w:t>
       </w:r>
     </w:p>
     <w:p>
       <w:pPr>
-        <w:spacing w:before="0" w:after="40" w:line="250" w:lineRule="auto"/>
+        <w:spacing w:before="0" w:after="24" w:line="245" w:lineRule="auto"/>
+        <w:ind w:left="360" w:hanging="360"/>
+        <w:jc w:val="left"/>
+      </w:pPr>
+      <w:r>
+        <w:rPr>
+          <w:rFonts w:eastAsia="맑은 고딕"/>
+          <w:b w:val="0"/>
+          <w:i w:val="0"/>
+          <w:sz w:val="20"/>
+        </w:rPr>
+        <w:t xml:space="preserve">[1] C. Lee, J. Rho, </w:t>
+      </w:r>
+      <w:r>
+        <w:rPr>
+          <w:rFonts w:eastAsia="맑은 고딕"/>
+          <w:b w:val="0"/>
+          <w:i w:val="0"/>
+          <w:sz w:val="20"/>
+        </w:rPr>
+        <w:t xml:space="preserve">“3D Proximity-Field Nanopatterning Control based on Particle Swarm Optimization”, </w:t>
+      </w:r>
+      <w:r>
+        <w:rPr>
+          <w:rFonts w:eastAsia="맑은 고딕"/>
+          <w:b w:val="0"/>
+          <w:i/>
+          <w:sz w:val="20"/>
+        </w:rPr>
+        <w:t>KSME Micro/Nano 2022</w:t>
+      </w:r>
+      <w:r>
+        <w:rPr>
+          <w:rFonts w:eastAsia="맑은 고딕"/>
+          <w:b w:val="0"/>
+          <w:i w:val="0"/>
+          <w:sz w:val="20"/>
+        </w:rPr>
+        <w:t>, Korea, May 2022 (Oral Presenter)</w:t>
+      </w:r>
+    </w:p>
+    <w:p>
+      <w:pPr>
+        <w:spacing w:before="0" w:after="24" w:line="245" w:lineRule="auto"/>
+        <w:ind w:left="360" w:hanging="360"/>
+        <w:jc w:val="left"/>
+      </w:pPr>
+      <w:r>
+        <w:rPr>
+          <w:rFonts w:eastAsia="맑은 고딕"/>
+          <w:b w:val="0"/>
+          <w:i w:val="0"/>
+          <w:sz w:val="20"/>
+        </w:rPr>
+        <w:t xml:space="preserve">[2] C. Lee, J. Rho, </w:t>
+      </w:r>
+      <w:r>
+        <w:rPr>
+          <w:rFonts w:eastAsia="맑은 고딕"/>
+          <w:b w:val="0"/>
+          <w:i w:val="0"/>
+          <w:sz w:val="20"/>
+        </w:rPr>
+        <w:t xml:space="preserve">“Reversed design of metasurface antenna based on artificial neural networks”, </w:t>
+      </w:r>
+      <w:r>
+        <w:rPr>
+          <w:rFonts w:eastAsia="맑은 고딕"/>
+          <w:b w:val="0"/>
+          <w:i/>
+          <w:sz w:val="20"/>
+        </w:rPr>
+        <w:t>KSME Micro/Nano 2020</w:t>
+      </w:r>
+      <w:r>
+        <w:rPr>
+          <w:rFonts w:eastAsia="맑은 고딕"/>
+          <w:b w:val="0"/>
+          <w:i w:val="0"/>
+          <w:sz w:val="20"/>
+        </w:rPr>
+        <w:t>, Korea, Jul. 2021 (Virtual Poster)</w:t>
+      </w:r>
+    </w:p>
+    <w:p>
+      <w:pPr>
+        <w:spacing w:before="0" w:after="24" w:line="245" w:lineRule="auto"/>
+        <w:ind w:left="360" w:hanging="360"/>
+        <w:jc w:val="left"/>
+      </w:pPr>
+      <w:r>
+        <w:rPr>
+          <w:rFonts w:eastAsia="맑은 고딕"/>
+          <w:b w:val="0"/>
+          <w:i w:val="0"/>
+          <w:sz w:val="20"/>
+        </w:rPr>
+        <w:t xml:space="preserve">[3] H. Kwon, C. Lee, S. Park, </w:t>
+      </w:r>
+      <w:r>
+        <w:rPr>
+          <w:rFonts w:eastAsia="맑은 고딕"/>
+          <w:b w:val="0"/>
+          <w:i w:val="0"/>
+          <w:sz w:val="20"/>
+        </w:rPr>
+        <w:t xml:space="preserve">“Artificial neural network based processing parameter optimization for injection molding”, </w:t>
+      </w:r>
+      <w:r>
+        <w:rPr>
+          <w:rFonts w:eastAsia="맑은 고딕"/>
+          <w:b w:val="0"/>
+          <w:i/>
+          <w:sz w:val="20"/>
+        </w:rPr>
+        <w:t>KSDME Winter Conference 2018</w:t>
+      </w:r>
+      <w:r>
+        <w:rPr>
+          <w:rFonts w:eastAsia="맑은 고딕"/>
+          <w:b w:val="0"/>
+          <w:i w:val="0"/>
+          <w:sz w:val="20"/>
+        </w:rPr>
+        <w:t>, Korea, Dec. 2018 (Oral Presenter)</w:t>
+      </w:r>
+    </w:p>
+    <w:p>
+      <w:pPr>
+        <w:spacing w:before="0" w:after="24" w:line="245" w:lineRule="auto"/>
+        <w:ind w:left="360" w:hanging="360"/>
+        <w:jc w:val="left"/>
+      </w:pPr>
+      <w:r>
+        <w:rPr>
+          <w:rFonts w:eastAsia="맑은 고딕"/>
+          <w:b w:val="0"/>
+          <w:i w:val="0"/>
+          <w:sz w:val="20"/>
+        </w:rPr>
+        <w:t xml:space="preserve">[4] C. Lee, H. Kwon, D. Kim, S. Park, </w:t>
+      </w:r>
+      <w:r>
+        <w:rPr>
+          <w:rFonts w:eastAsia="맑은 고딕"/>
+          <w:b w:val="0"/>
+          <w:i w:val="0"/>
+          <w:sz w:val="20"/>
+        </w:rPr>
+        <w:t xml:space="preserve">“Development a quality prediction model using deep neural network for injection molding”, </w:t>
+      </w:r>
+      <w:r>
+        <w:rPr>
+          <w:rFonts w:eastAsia="맑은 고딕"/>
+          <w:b w:val="0"/>
+          <w:i/>
+          <w:sz w:val="20"/>
+        </w:rPr>
+        <w:t>Korean Powder Metallurgy Institute (KPMI)</w:t>
+      </w:r>
+      <w:r>
+        <w:rPr>
+          <w:rFonts w:eastAsia="맑은 고딕"/>
+          <w:b w:val="0"/>
+          <w:i w:val="0"/>
+          <w:sz w:val="20"/>
+        </w:rPr>
+        <w:t>, Yeosu, Korea, Mar. 2018 (Oral Presenter)</w:t>
+      </w:r>
+    </w:p>
+    <w:p>
+      <w:pPr>
+        <w:keepNext/>
+        <w:spacing w:before="120" w:after="60" w:line="245" w:lineRule="auto"/>
+        <w:jc w:val="left"/>
+      </w:pPr>
+      <w:r>
+        <w:rPr>
+          <w:rFonts w:eastAsia="맑은 고딕" w:hint="eastAsia"/>
+          <w:b/>
+          <w:i w:val="0"/>
+          <w:sz w:val="22"/>
+        </w:rPr>
+        <w:t xml:space="preserve">■ </w:t>
+      </w:r>
+      <w:r>
+        <w:rPr>
+          <w:rFonts w:eastAsia="맑은 고딕"/>
+          <w:b/>
+          <w:i w:val="0"/>
+          <w:sz w:val="22"/>
+        </w:rPr>
+        <w:t>특허</w:t>
+      </w:r>
+    </w:p>
+    <w:p>
+      <w:pPr>
+        <w:spacing w:before="0" w:after="24" w:line="245" w:lineRule="auto"/>
+        <w:ind w:left="360" w:hanging="360"/>
+        <w:jc w:val="left"/>
+      </w:pPr>
+      <w:r>
+        <w:rPr>
+          <w:rFonts w:eastAsia="맑은 고딕"/>
+          <w:b w:val="0"/>
+          <w:i w:val="0"/>
+          <w:sz w:val="20"/>
+        </w:rPr>
+        <w:t xml:space="preserve">[1] 이치헌, 노준석, 전석우, 배광민, 장건호, </w:t>
+      </w:r>
+      <w:r>
+        <w:rPr>
+          <w:rFonts w:eastAsia="맑은 고딕"/>
+          <w:b w:val="0"/>
+          <w:i w:val="0"/>
+          <w:sz w:val="20"/>
+        </w:rPr>
+        <w:t xml:space="preserve">「전기장 조절 기반 3차원 근접장 패터닝용 마스크 설계 장치, 마스크, 마스크의 제조 방법 및 나노 패터닝 장치」, </w:t>
+      </w:r>
+      <w:r>
+        <w:rPr>
+          <w:rFonts w:eastAsia="맑은 고딕"/>
+          <w:b w:val="0"/>
+          <w:i w:val="0"/>
+          <w:sz w:val="20"/>
+        </w:rPr>
+        <w:t>10-2023-0135822, 대한민국 (2023)</w:t>
+      </w:r>
+    </w:p>
+    <w:p>
+      <w:pPr>
+        <w:spacing w:before="0" w:after="24" w:line="245" w:lineRule="auto"/>
+        <w:ind w:left="360" w:hanging="360"/>
+        <w:jc w:val="left"/>
+      </w:pPr>
+      <w:r>
+        <w:rPr>
+          <w:rFonts w:eastAsia="맑은 고딕"/>
+          <w:b w:val="0"/>
+          <w:i w:val="0"/>
+          <w:sz w:val="20"/>
+        </w:rPr>
+        <w:t xml:space="preserve">[2] 유재호, 노준석, 김범식, 김영찬, 소순애, 오동교, 이석호, 이치헌, </w:t>
+      </w:r>
+      <w:r>
+        <w:rPr>
+          <w:rFonts w:eastAsia="맑은 고딕"/>
+          <w:b w:val="0"/>
+          <w:i w:val="0"/>
+          <w:sz w:val="20"/>
+        </w:rPr>
+        <w:t xml:space="preserve">「메타 광학 소자의 제조 방법, 이를 이용하여 제조된 메타 광학 소자 및 메타 광학 소자를 포함하는 광학 장치」, </w:t>
+      </w:r>
+      <w:r>
+        <w:rPr>
+          <w:rFonts w:eastAsia="맑은 고딕"/>
+          <w:b w:val="0"/>
+          <w:i w:val="0"/>
+          <w:sz w:val="20"/>
+        </w:rPr>
+        <w:t>10-2023-0085299, 대한민국, 출원인: 삼성디스플레이 (2023)</w:t>
+      </w:r>
+    </w:p>
+    <w:p>
+      <w:pPr>
+        <w:spacing w:before="0" w:after="24" w:line="245" w:lineRule="auto"/>
+        <w:ind w:left="360" w:hanging="360"/>
+        <w:jc w:val="left"/>
+      </w:pPr>
+      <w:r>
+        <w:rPr>
+          <w:rFonts w:eastAsia="맑은 고딕"/>
+          <w:b w:val="0"/>
+          <w:i w:val="0"/>
+          <w:sz w:val="20"/>
+        </w:rPr>
+        <w:t xml:space="preserve">[3] 강윤희, 강준석, 최강혁, 노준석, 이치헌, 신다슬, 권혁준, </w:t>
+      </w:r>
+      <w:r>
+        <w:rPr>
+          <w:rFonts w:eastAsia="맑은 고딕"/>
+          <w:b w:val="0"/>
+          <w:i w:val="0"/>
+          <w:sz w:val="20"/>
+        </w:rPr>
+        <w:t xml:space="preserve">「열연 코일 온도 편차 최소화를 위한 인공지능 기반 배치 시스템 개발」, </w:t>
+      </w:r>
+      <w:r>
+        <w:rPr>
+          <w:rFonts w:eastAsia="맑은 고딕"/>
+          <w:b w:val="0"/>
+          <w:i w:val="0"/>
+          <w:sz w:val="20"/>
+        </w:rPr>
+        <w:t>10-2023-0133116, 대한민국, 출원인: 포스코 (2023)</w:t>
+      </w:r>
+    </w:p>
+    <w:p>
+      <w:pPr>
+        <w:spacing w:before="0" w:after="24" w:line="245" w:lineRule="auto"/>
+        <w:ind w:left="360" w:hanging="360"/>
+        <w:jc w:val="left"/>
+      </w:pPr>
+      <w:r>
+        <w:rPr>
+          <w:rFonts w:eastAsia="맑은 고딕"/>
+          <w:b w:val="0"/>
+          <w:i w:val="0"/>
+          <w:sz w:val="20"/>
+        </w:rPr>
+        <w:t xml:space="preserve">[4] 유현재, 박경호, 이승철, 이치헌, </w:t>
+      </w:r>
+      <w:r>
+        <w:rPr>
+          <w:rFonts w:eastAsia="맑은 고딕"/>
+          <w:b w:val="0"/>
+          <w:i w:val="0"/>
+          <w:sz w:val="20"/>
+        </w:rPr>
+        <w:t xml:space="preserve">「인공지능 기반의 사출성형시스템 및 사출성형 시스템에서의 성형 조건 생성 방법」, </w:t>
+      </w:r>
+      <w:r>
+        <w:rPr>
+          <w:rFonts w:eastAsia="맑은 고딕"/>
+          <w:b w:val="0"/>
+          <w:i w:val="0"/>
+          <w:sz w:val="20"/>
+        </w:rPr>
+        <w:t>WO 2021/049848 A1; US 2022/0388215 A1 (granted 2022-12-08); EP 4029672 A4 (granted 2023-10-18), PCT / 미국 / 유럽특허청 (2021)</w:t>
+      </w:r>
+    </w:p>
+    <w:p>
+      <w:pPr>
+        <w:spacing w:before="0" w:after="24" w:line="245" w:lineRule="auto"/>
+        <w:ind w:left="360" w:hanging="360"/>
+        <w:jc w:val="left"/>
+      </w:pPr>
+      <w:r>
+        <w:rPr>
+          <w:rFonts w:eastAsia="맑은 고딕"/>
+          <w:b w:val="0"/>
+          <w:i w:val="0"/>
+          <w:sz w:val="20"/>
+        </w:rPr>
+        <w:t xml:space="preserve">[5] 현봉준, 이준호, 박수재, 조시우, 최재령, 김무범, 박재성, 조원주, 이치헌, </w:t>
+      </w:r>
+      <w:r>
+        <w:rPr>
+          <w:rFonts w:eastAsia="맑은 고딕"/>
+          <w:b w:val="0"/>
+          <w:i w:val="0"/>
+          <w:sz w:val="20"/>
+        </w:rPr>
+        <w:t xml:space="preserve">「자전거용 ABS 장치」, </w:t>
+      </w:r>
+      <w:r>
+        <w:rPr>
+          <w:rFonts w:eastAsia="맑은 고딕"/>
+          <w:b w:val="0"/>
+          <w:i w:val="0"/>
+          <w:sz w:val="20"/>
+        </w:rPr>
+        <w:t>10-2017-0027222, 대한민국 (2017)</w:t>
+      </w:r>
+    </w:p>
+    <w:p>
+      <w:pPr>
+        <w:keepNext/>
+        <w:spacing w:before="120" w:after="60" w:line="245" w:lineRule="auto"/>
+        <w:jc w:val="left"/>
+      </w:pPr>
+      <w:r>
+        <w:rPr>
+          <w:rFonts w:eastAsia="맑은 고딕" w:hint="eastAsia"/>
+          <w:b/>
+          <w:i w:val="0"/>
+          <w:sz w:val="22"/>
+        </w:rPr>
+        <w:t xml:space="preserve">■ </w:t>
+      </w:r>
+      <w:r>
+        <w:rPr>
+          <w:rFonts w:eastAsia="맑은 고딕"/>
+          <w:b/>
+          <w:i w:val="0"/>
+          <w:sz w:val="22"/>
+        </w:rPr>
+        <w:t>전문 분야</w:t>
+      </w:r>
+    </w:p>
+    <w:p>
+      <w:pPr>
+        <w:spacing w:before="0" w:after="24" w:line="245" w:lineRule="auto"/>
         <w:ind w:left="360"/>
         <w:jc w:val="left"/>
       </w:pPr>
@@ -1397,7 +3318,7 @@
     </w:p>
     <w:p>
       <w:pPr>
-        <w:spacing w:before="0" w:after="40" w:line="250" w:lineRule="auto"/>
+        <w:spacing w:before="0" w:after="24" w:line="245" w:lineRule="auto"/>
         <w:ind w:left="360"/>
         <w:jc w:val="left"/>
       </w:pPr>
@@ -1422,7 +3343,7 @@
     </w:p>
     <w:p>
       <w:pPr>
-        <w:spacing w:before="0" w:after="40" w:line="250" w:lineRule="auto"/>
+        <w:spacing w:before="0" w:after="24" w:line="245" w:lineRule="auto"/>
         <w:ind w:left="360"/>
         <w:jc w:val="left"/>
       </w:pPr>
@@ -1447,7 +3368,7 @@
     </w:p>
     <w:p>
       <w:pPr>
-        <w:spacing w:before="0" w:after="40" w:line="250" w:lineRule="auto"/>
+        <w:spacing w:before="0" w:after="24" w:line="245" w:lineRule="auto"/>
         <w:ind w:left="360"/>
         <w:jc w:val="left"/>
       </w:pPr>
@@ -1472,7 +3393,7 @@
     </w:p>
     <w:p>
       <w:pPr>
-        <w:spacing w:before="0" w:after="40" w:line="250" w:lineRule="auto"/>
+        <w:spacing w:before="0" w:after="24" w:line="245" w:lineRule="auto"/>
         <w:ind w:left="360"/>
         <w:jc w:val="left"/>
       </w:pPr>
@@ -1497,22 +3418,32 @@
     </w:p>
     <w:p>
       <w:pPr>
-        <w:spacing w:before="180" w:after="60" w:line="250" w:lineRule="auto"/>
+        <w:keepNext/>
+        <w:spacing w:before="120" w:after="60" w:line="245" w:lineRule="auto"/>
         <w:jc w:val="left"/>
       </w:pPr>
       <w:r>
         <w:rPr>
-          <w:rFonts w:eastAsia="맑은 고딕"/>
+          <w:rFonts w:eastAsia="맑은 고딕" w:hint="eastAsia"/>
           <w:b/>
           <w:i w:val="0"/>
           <w:sz w:val="22"/>
         </w:rPr>
-        <w:t>■ 공동연구 그룹</w:t>
+        <w:t xml:space="preserve">■ </w:t>
+      </w:r>
+      <w:r>
+        <w:rPr>
+          <w:rFonts w:eastAsia="맑은 고딕"/>
+          <w:b/>
+          <w:i w:val="0"/>
+          <w:sz w:val="22"/>
+        </w:rPr>
+        <w:t>공동연구 그룹</w:t>
       </w:r>
     </w:p>
     <w:p>
       <w:pPr>
-        <w:spacing w:before="0" w:after="40" w:line="250" w:lineRule="auto"/>
+        <w:spacing w:before="0" w:after="24" w:line="245" w:lineRule="auto"/>
         <w:ind w:left="360" w:hanging="360"/>
         <w:jc w:val="left"/>
       </w:pPr>
@@ -1537,7 +3468,7 @@
     </w:p>
     <w:p>
       <w:pPr>
-        <w:spacing w:before="0" w:after="40" w:line="250" w:lineRule="auto"/>
+        <w:spacing w:before="0" w:after="24" w:line="245" w:lineRule="auto"/>
         <w:ind w:left="360" w:hanging="360"/>
         <w:jc w:val="left"/>
       </w:pPr>
@@ -1562,7 +3493,7 @@
     </w:p>
     <w:p>
       <w:pPr>
-        <w:spacing w:before="0" w:after="40" w:line="250" w:lineRule="auto"/>
+        <w:spacing w:before="0" w:after="24" w:line="245" w:lineRule="auto"/>
         <w:ind w:left="360" w:hanging="360"/>
         <w:jc w:val="left"/>
       </w:pPr>
@@ -1587,7 +3518,7 @@
     </w:p>
     <w:p>
       <w:pPr>
-        <w:spacing w:before="0" w:after="40" w:line="250" w:lineRule="auto"/>
+        <w:spacing w:before="0" w:after="24" w:line="245" w:lineRule="auto"/>
         <w:ind w:left="360" w:hanging="360"/>
         <w:jc w:val="left"/>
       </w:pPr>
@@ -1612,22 +3543,32 @@
     </w:p>
     <w:p>
       <w:pPr>
-        <w:spacing w:before="180" w:after="60" w:line="250" w:lineRule="auto"/>
+        <w:keepNext/>
+        <w:spacing w:before="120" w:after="60" w:line="245" w:lineRule="auto"/>
         <w:jc w:val="left"/>
       </w:pPr>
       <w:r>
         <w:rPr>
-          <w:rFonts w:eastAsia="맑은 고딕"/>
+          <w:rFonts w:eastAsia="맑은 고딕" w:hint="eastAsia"/>
           <w:b/>
           <w:i w:val="0"/>
           <w:sz w:val="22"/>
         </w:rPr>
-        <w:t>■ 연구 관심분야</w:t>
+        <w:t xml:space="preserve">■ </w:t>
+      </w:r>
+      <w:r>
+        <w:rPr>
+          <w:rFonts w:eastAsia="맑은 고딕"/>
+          <w:b/>
+          <w:i w:val="0"/>
+          <w:sz w:val="22"/>
+        </w:rPr>
+        <w:t>연구 관심분야</w:t>
       </w:r>
     </w:p>
     <w:p>
       <w:pPr>
-        <w:spacing w:before="0" w:after="40" w:line="250" w:lineRule="auto"/>
+        <w:spacing w:before="0" w:after="40" w:line="245" w:lineRule="auto"/>
         <w:ind w:left="360"/>
         <w:jc w:val="left"/>
       </w:pPr>
@@ -1641,9 +3582,104 @@
         <w:t>소재를 위한 인공지능, 제조를 위한 인공지능, 메타물질 및 나노포토닉 역설계, 금속 소재 자율실험 및 자율실험실(Self-driving lab)</w:t>
       </w:r>
     </w:p>
+    <w:p>
+      <w:pPr>
+        <w:keepNext/>
+        <w:spacing w:before="120" w:after="60" w:line="245" w:lineRule="auto"/>
+        <w:jc w:val="left"/>
+      </w:pPr>
+      <w:r>
+        <w:rPr>
+          <w:rFonts w:eastAsia="맑은 고딕" w:hint="eastAsia"/>
+          <w:b/>
+          <w:i w:val="0"/>
+          <w:sz w:val="22"/>
+        </w:rPr>
+        <w:t xml:space="preserve">■ </w:t>
+      </w:r>
+      <w:r>
+        <w:rPr>
+          <w:rFonts w:eastAsia="맑은 고딕"/>
+          <w:b/>
+          <w:i w:val="0"/>
+          <w:sz w:val="22"/>
+        </w:rPr>
+        <w:t>Google Scholar 지표</w:t>
+      </w:r>
+    </w:p>
+    <w:p>
+      <w:pPr>
+        <w:spacing w:before="0" w:after="24" w:line="245" w:lineRule="auto"/>
+        <w:ind w:left="360"/>
+        <w:jc w:val="left"/>
+      </w:pPr>
+      <w:r>
+        <w:rPr>
+          <w:rFonts w:eastAsia="맑은 고딕"/>
+          <w:b w:val="0"/>
+          <w:i w:val="0"/>
+          <w:sz w:val="20"/>
+        </w:rPr>
+        <w:t xml:space="preserve">총 피인용: </w:t>
+      </w:r>
+      <w:r>
+        <w:rPr>
+          <w:rFonts w:eastAsia="맑은 고딕"/>
+          <w:b/>
+          <w:i w:val="0"/>
+          <w:sz w:val="20"/>
+        </w:rPr>
+        <w:t>805</w:t>
+      </w:r>
+      <w:r>
+        <w:rPr>
+          <w:rFonts w:eastAsia="맑은 고딕"/>
+          <w:b w:val="0"/>
+          <w:i w:val="0"/>
+          <w:sz w:val="20"/>
+        </w:rPr>
+        <w:t xml:space="preserve"> · h-index: </w:t>
+      </w:r>
+      <w:r>
+        <w:rPr>
+          <w:rFonts w:eastAsia="맑은 고딕"/>
+          <w:b/>
+          <w:i w:val="0"/>
+          <w:sz w:val="20"/>
+        </w:rPr>
+        <w:t>12</w:t>
+      </w:r>
+      <w:r>
+        <w:rPr>
+          <w:rFonts w:eastAsia="맑은 고딕"/>
+          <w:b w:val="0"/>
+          <w:i w:val="0"/>
+          <w:sz w:val="20"/>
+        </w:rPr>
+        <w:t xml:space="preserve"> · i10-index: </w:t>
+      </w:r>
+      <w:r>
+        <w:rPr>
+          <w:rFonts w:eastAsia="맑은 고딕"/>
+          <w:b/>
+          <w:i w:val="0"/>
+          <w:sz w:val="20"/>
+        </w:rPr>
+        <w:t>13</w:t>
+      </w:r>
+      <w:r>
+        <w:rPr>
+          <w:rFonts w:eastAsia="맑은 고딕"/>
+          <w:b w:val="0"/>
+          <w:i w:val="0"/>
+          <w:sz w:val="20"/>
+        </w:rPr>
+        <w:t xml:space="preserve"> · 기준 2026-08-20</w:t>
+      </w:r>
+    </w:p>
     <w:sectPr>
       <w:pgSz w:w="12240" w:h="15840"/>
-      <w:pgMar w:top="960" w:right="1000" w:bottom="960" w:left="1000" w:header="720" w:footer="720" w:gutter="0"/>
+      <w:pgMar w:top="800" w:right="1000" w:bottom="800" w:left="1000" w:header="720" w:footer="720" w:gutter="0"/>
       <w:cols w:space="720"/>
       <w:docGrid w:linePitch="360"/>
     </w:sectPr>
